--- a/wawid/docs/guides/WawID-Installation-guide-Senegal.docx
+++ b/wawid/docs/guides/WawID-Installation-guide-Senegal.docx
@@ -57,7 +57,20 @@
         <w:pStyle w:val="BodyText"/>
       </w:pPr>
       <w:r>
-        <w:t xml:space="preserve">For technical details already documented, this guide refers to the pages</w:t>
+        <w:t xml:space="preserve">The high-availability hosting infrastructure (two active data centers in Senegal and a backup site), the backup strategy, failover procedures and detailed phasing are covered by the page</w:t>
+      </w:r>
+      <w:r>
+        <w:t xml:space="preserve"> </w:t>
+      </w:r>
+      <w:r>
+        <w:rPr>
+          <w:iCs/>
+          <w:i/>
+        </w:rPr>
+        <w:t xml:space="preserve">Deployment plan — high-availability infrastructure in Senegal</w:t>
+      </w:r>
+      <w:r>
+        <w:t xml:space="preserve">; this guide summarizes them. For other technical details already documented, it refers to the pages</w:t>
       </w:r>
       <w:r>
         <w:t xml:space="preserve"> </w:t>
@@ -324,7 +337,7 @@
         <w:t xml:space="preserve"> </w:t>
       </w:r>
       <w:r>
-        <w:t xml:space="preserve">hosted on Netlify (Netlify Functions and Netlify Blobs). It validates the journeys (counter, eGate, e-Visa, WawPass, APIS/PNR, intelligence, security fee), not load, sovereignty or service continuity. National operations require the sovereign architecture described in</w:t>
+        <w:t xml:space="preserve">hosted on Netlify (Netlify Functions and Netlify Blobs). It validates the journeys (counter, eGate, e-Visa, eGate pre-enrollment, APIS/PNR, intelligence, security fee), not load, sovereignty or service continuity. National operations require the sovereign architecture described in</w:t>
       </w:r>
       <w:r>
         <w:t xml:space="preserve"> </w:t>
@@ -425,7 +438,45 @@
               <w:jc w:val="left"/>
             </w:pPr>
             <w:r>
-              <w:t xml:space="preserve">National data center + backup site in Senegal (To be developed)</w:t>
+              <w:t xml:space="preserve">Two active data centers in Senegal (site A: national data center in Diamniadio; site B: Tier III-certified commercial data center) + backup site C (To be developed)</w:t>
+            </w:r>
+          </w:p>
+        </w:tc>
+      </w:tr>
+      <w:tr>
+        <w:tc>
+          <w:tcPr/>
+          <w:p>
+            <w:pPr>
+              <w:pStyle w:val="Compact"/>
+              <w:jc w:val="left"/>
+            </w:pPr>
+            <w:r>
+              <w:t xml:space="preserve">Backups</w:t>
+            </w:r>
+          </w:p>
+        </w:tc>
+        <w:tc>
+          <w:tcPr/>
+          <w:p>
+            <w:pPr>
+              <w:pStyle w:val="Compact"/>
+              <w:jc w:val="left"/>
+            </w:pPr>
+            <w:r>
+              <w:t xml:space="preserve">No dedicated backup</w:t>
+            </w:r>
+          </w:p>
+        </w:tc>
+        <w:tc>
+          <w:tcPr/>
+          <w:p>
+            <w:pPr>
+              <w:pStyle w:val="Compact"/>
+              <w:jc w:val="left"/>
+            </w:pPr>
+            <w:r>
+              <w:t xml:space="preserve">3-2-1-1-0 rule, immutable and offline copies at site C, restoration tested every quarter (To be developed)</w:t>
             </w:r>
           </w:p>
         </w:tc>
@@ -1287,7 +1338,20 @@
         <w:t xml:space="preserve">Recommendation</w:t>
       </w:r>
       <w:r>
-        <w:t xml:space="preserve">. It follows the principle of the proposal note (</w:t>
+        <w:t xml:space="preserve">; it follows that of the page</w:t>
+      </w:r>
+      <w:r>
+        <w:t xml:space="preserve"> </w:t>
+      </w:r>
+      <w:r>
+        <w:rPr>
+          <w:iCs/>
+          <w:i/>
+        </w:rPr>
+        <w:t xml:space="preserve">Deployment plan — high-availability infrastructure in Senegal</w:t>
+      </w:r>
+      <w:r>
+        <w:t xml:space="preserve">, which details the entry and exit criteria and the acceptance tests. It follows the principle of the proposal note (</w:t>
       </w:r>
       <w:r>
         <w:rPr>
@@ -1296,7 +1360,7 @@
         <w:t xml:space="preserve">docs/PROPOSITION-REMPLACEMENT-SECURIPORT.md</w:t>
       </w:r>
       <w:r>
-        <w:t xml:space="preserve">): a pilot at AIBD in parallel with the system in place, then a switchover in waves, without interrupting border checks. The durations given in that note are indicative; no schedule has been set.</w:t>
+        <w:t xml:space="preserve">): a pilot at AIBD in parallel with the system in place, then a switchover in waves, without interrupting border checks. It adds the build of the high-availability infrastructure and the application migration, which the note did not include. No schedule has been set; the durations in the plan are indicative.</w:t>
       </w:r>
     </w:p>
     <w:tbl>
@@ -1374,250 +1438,315 @@
               <w:jc w:val="left"/>
             </w:pPr>
             <w:r>
-              <w:t xml:space="preserve">0. Scoping</w:t>
-            </w:r>
-          </w:p>
-        </w:tc>
-        <w:tc>
-          <w:tcPr/>
-          <w:p>
-            <w:pPr>
-              <w:pStyle w:val="Compact"/>
-              <w:jc w:val="left"/>
-            </w:pPr>
-            <w:r>
-              <w:t xml:space="preserve">Legal, contractual, hosting</w:t>
-            </w:r>
-          </w:p>
-        </w:tc>
-        <w:tc>
-          <w:tcPr/>
-          <w:p>
-            <w:pPr>
-              <w:pStyle w:val="Compact"/>
-              <w:jc w:val="left"/>
-            </w:pPr>
-            <w:r>
-              <w:t xml:space="preserve">"To be checked" items below handled; hosting chosen</w:t>
-            </w:r>
-          </w:p>
-        </w:tc>
-        <w:tc>
-          <w:tcPr/>
-          <w:p>
-            <w:pPr>
-              <w:pStyle w:val="Compact"/>
-              <w:jc w:val="left"/>
-            </w:pPr>
-            <w:r>
-              <w:t xml:space="preserve">Written decision of the competent authorities</w:t>
-            </w:r>
-          </w:p>
-        </w:tc>
-      </w:tr>
-      <w:tr>
-        <w:tc>
-          <w:tcPr/>
-          <w:p>
-            <w:pPr>
-              <w:pStyle w:val="Compact"/>
-              <w:jc w:val="left"/>
-            </w:pPr>
-            <w:r>
-              <w:t xml:space="preserve">1. Pilot</w:t>
-            </w:r>
-          </w:p>
-        </w:tc>
-        <w:tc>
-          <w:tcPr/>
-          <w:p>
-            <w:pPr>
-              <w:pStyle w:val="Compact"/>
-              <w:jc w:val="left"/>
-            </w:pPr>
-            <w:r>
-              <w:t xml:space="preserve">AIBD: a few counters and eGates at arrivals and departures, in parallel with the system in place; carrier gateway open to volunteer airlines; security fee reconciliation</w:t>
-            </w:r>
-          </w:p>
-        </w:tc>
-        <w:tc>
-          <w:tcPr/>
-          <w:p>
-            <w:pPr>
-              <w:pStyle w:val="Compact"/>
-              <w:jc w:val="left"/>
-            </w:pPr>
-            <w:r>
-              <w:t xml:space="preserve">National hosting operational; certified readers and SDKs integrated; pilot officers trained</w:t>
-            </w:r>
-          </w:p>
-        </w:tc>
-        <w:tc>
-          <w:tcPr/>
-          <w:p>
-            <w:pPr>
-              <w:pStyle w:val="Compact"/>
-              <w:jc w:val="left"/>
-            </w:pPr>
-            <w:r>
-              <w:t xml:space="preserve">Pilot acceptance passed (see the acceptance table); no blocking incident over an agreed observation period</w:t>
-            </w:r>
-          </w:p>
-        </w:tc>
-      </w:tr>
-      <w:tr>
-        <w:tc>
-          <w:tcPr/>
-          <w:p>
-            <w:pPr>
-              <w:pStyle w:val="Compact"/>
-              <w:jc w:val="left"/>
-            </w:pPr>
-            <w:r>
-              <w:t xml:space="preserve">2. Air and sea wave</w:t>
-            </w:r>
-          </w:p>
-        </w:tc>
-        <w:tc>
-          <w:tcPr/>
-          <w:p>
-            <w:pPr>
-              <w:pStyle w:val="Compact"/>
-              <w:jc w:val="left"/>
-            </w:pPr>
-            <w:r>
-              <w:t xml:space="preserve">Full AIBD, Ziguinchor Airport, Autonomous Port of Dakar</w:t>
-            </w:r>
-          </w:p>
-        </w:tc>
-        <w:tc>
-          <w:tcPr/>
-          <w:p>
-            <w:pPr>
-              <w:pStyle w:val="Compact"/>
-              <w:jc w:val="left"/>
-            </w:pPr>
-            <w:r>
-              <w:t xml:space="preserve">Pilot review; post servers installed; network links validated</w:t>
-            </w:r>
-          </w:p>
-        </w:tc>
-        <w:tc>
-          <w:tcPr/>
-          <w:p>
-            <w:pPr>
-              <w:pStyle w:val="Compact"/>
-              <w:jc w:val="left"/>
-            </w:pPr>
-            <w:r>
-              <w:t xml:space="preserve">Acceptance per post</w:t>
-            </w:r>
-          </w:p>
-        </w:tc>
-      </w:tr>
-      <w:tr>
-        <w:tc>
-          <w:tcPr/>
-          <w:p>
-            <w:pPr>
-              <w:pStyle w:val="Compact"/>
-              <w:jc w:val="left"/>
-            </w:pPr>
-            <w:r>
-              <w:t xml:space="preserve">3. Land wave</w:t>
-            </w:r>
-          </w:p>
-        </w:tc>
-        <w:tc>
-          <w:tcPr/>
-          <w:p>
-            <w:pPr>
-              <w:pStyle w:val="Compact"/>
-              <w:jc w:val="left"/>
-            </w:pPr>
-            <w:r>
-              <w:t xml:space="preserve">Rosso, Kidira, Karang (VRS plate readers, scanners)</w:t>
-            </w:r>
-          </w:p>
-        </w:tc>
-        <w:tc>
-          <w:tcPr/>
-          <w:p>
-            <w:pPr>
-              <w:pStyle w:val="Compact"/>
-              <w:jc w:val="left"/>
-            </w:pPr>
-            <w:r>
-              <w:t xml:space="preserve">Offline mode validated; 4G/VSAT backup in place</w:t>
-            </w:r>
-          </w:p>
-        </w:tc>
-        <w:tc>
-          <w:tcPr/>
-          <w:p>
-            <w:pPr>
-              <w:pStyle w:val="Compact"/>
-              <w:jc w:val="left"/>
-            </w:pPr>
-            <w:r>
-              <w:t xml:space="preserve">Acceptance per post, including a link-cut test</w:t>
-            </w:r>
-          </w:p>
-        </w:tc>
-      </w:tr>
-      <w:tr>
-        <w:tc>
-          <w:tcPr/>
-          <w:p>
-            <w:pPr>
-              <w:pStyle w:val="Compact"/>
-              <w:jc w:val="left"/>
-            </w:pPr>
-            <w:r>
-              <w:t xml:space="preserve">4. Generalization</w:t>
-            </w:r>
-          </w:p>
-        </w:tc>
-        <w:tc>
-          <w:tcPr/>
-          <w:p>
-            <w:pPr>
-              <w:pStyle w:val="Compact"/>
-              <w:jc w:val="left"/>
-            </w:pPr>
-            <w:r>
-              <w:t xml:space="preserve">Other posts to be declared, decommissioning of the previous system</w:t>
-            </w:r>
-          </w:p>
-        </w:tc>
-        <w:tc>
-          <w:tcPr/>
-          <w:p>
-            <w:pPr>
-              <w:pStyle w:val="Compact"/>
-              <w:jc w:val="left"/>
-            </w:pPr>
-            <w:r>
-              <w:t xml:space="preserve">Data takeover under the applicable contractual clauses</w:t>
-            </w:r>
-          </w:p>
-        </w:tc>
-        <w:tc>
-          <w:tcPr/>
-          <w:p>
-            <w:pPr>
-              <w:pStyle w:val="Compact"/>
-              <w:jc w:val="left"/>
-            </w:pPr>
-            <w:r>
-              <w:t xml:space="preserve">Final go-live report</w:t>
+              <w:t xml:space="preserve">0. Scoping and legal</w:t>
+            </w:r>
+          </w:p>
+        </w:tc>
+        <w:tc>
+          <w:tcPr/>
+          <w:p>
+            <w:pPr>
+              <w:pStyle w:val="Compact"/>
+              <w:jc w:val="left"/>
+            </w:pPr>
+            <w:r>
+              <w:t xml:space="preserve">Contract, CDP formalities, agreements with Sénégal Numérique (site A) and the commercial data center (site B), choice of site C, collection mandate for the security fee if the</w:t>
+            </w:r>
+            <w:r>
+              <w:t xml:space="preserve"> </w:t>
+            </w:r>
+            <w:r>
+              <w:rPr>
+                <w:rStyle w:val="VerbatimChar"/>
+              </w:rPr>
+              <w:t xml:space="preserve">OPERATEUR</w:t>
+            </w:r>
+            <w:r>
+              <w:t xml:space="preserve"> </w:t>
+            </w:r>
+            <w:r>
+              <w:t xml:space="preserve">flow is selected</w:t>
+            </w:r>
+          </w:p>
+        </w:tc>
+        <w:tc>
+          <w:tcPr/>
+          <w:p>
+            <w:pPr>
+              <w:pStyle w:val="Compact"/>
+              <w:jc w:val="left"/>
+            </w:pPr>
+            <w:r>
+              <w:t xml:space="preserve">"To be checked" items below handled</w:t>
+            </w:r>
+          </w:p>
+        </w:tc>
+        <w:tc>
+          <w:tcPr/>
+          <w:p>
+            <w:pPr>
+              <w:pStyle w:val="Compact"/>
+              <w:jc w:val="left"/>
+            </w:pPr>
+            <w:r>
+              <w:t xml:space="preserve">Agreements signed; written decision of the competent authorities</w:t>
+            </w:r>
+          </w:p>
+        </w:tc>
+      </w:tr>
+      <w:tr>
+        <w:tc>
+          <w:tcPr/>
+          <w:p>
+            <w:pPr>
+              <w:pStyle w:val="Compact"/>
+              <w:jc w:val="left"/>
+            </w:pPr>
+            <w:r>
+              <w:t xml:space="preserve">1. Build of sites A, B and C</w:t>
+            </w:r>
+          </w:p>
+        </w:tc>
+        <w:tc>
+          <w:tcPr/>
+          <w:p>
+            <w:pPr>
+              <w:pStyle w:val="Compact"/>
+              <w:jc w:val="left"/>
+            </w:pPr>
+            <w:r>
+              <w:t xml:space="preserve">Power, racks, network, inter-site links, HSMs, runtime platform, database, object storage, backups, monitoring and SOC</w:t>
+            </w:r>
+          </w:p>
+        </w:tc>
+        <w:tc>
+          <w:tcPr/>
+          <w:p>
+            <w:pPr>
+              <w:pStyle w:val="Compact"/>
+              <w:jc w:val="left"/>
+            </w:pPr>
+            <w:r>
+              <w:t xml:space="preserve">Phase 0 completed; hardware delivered</w:t>
+            </w:r>
+          </w:p>
+        </w:tc>
+        <w:tc>
+          <w:tcPr/>
+          <w:p>
+            <w:pPr>
+              <w:pStyle w:val="Compact"/>
+              <w:jc w:val="left"/>
+            </w:pPr>
+            <w:r>
+              <w:t xml:space="preserve">A → B failover and restoration from site C passed</w:t>
+            </w:r>
+          </w:p>
+        </w:tc>
+      </w:tr>
+      <w:tr>
+        <w:tc>
+          <w:tcPr/>
+          <w:p>
+            <w:pPr>
+              <w:pStyle w:val="Compact"/>
+              <w:jc w:val="left"/>
+            </w:pPr>
+            <w:r>
+              <w:t xml:space="preserve">2. Application migration</w:t>
+            </w:r>
+          </w:p>
+        </w:tc>
+        <w:tc>
+          <w:tcPr/>
+          <w:p>
+            <w:pPr>
+              <w:pStyle w:val="Compact"/>
+              <w:jc w:val="left"/>
+            </w:pPr>
+            <w:r>
+              <w:t xml:space="preserve">Move from the Netlify demonstrator to the sovereign stack (containerized API, PostgreSQL and object storage, secrets in HSM, one domain per platform), in parallel with phase 1</w:t>
+            </w:r>
+          </w:p>
+        </w:tc>
+        <w:tc>
+          <w:tcPr/>
+          <w:p>
+            <w:pPr>
+              <w:pStyle w:val="Compact"/>
+              <w:jc w:val="left"/>
+            </w:pPr>
+            <w:r>
+              <w:t xml:space="preserve">Priority developments started</w:t>
+            </w:r>
+          </w:p>
+        </w:tc>
+        <w:tc>
+          <w:tcPr/>
+          <w:p>
+            <w:pPr>
+              <w:pStyle w:val="Compact"/>
+              <w:jc w:val="left"/>
+            </w:pPr>
+            <w:r>
+              <w:t xml:space="preserve">Functional acceptance in pre-production; load test; penetration test</w:t>
+            </w:r>
+          </w:p>
+        </w:tc>
+      </w:tr>
+      <w:tr>
+        <w:tc>
+          <w:tcPr/>
+          <w:p>
+            <w:pPr>
+              <w:pStyle w:val="Compact"/>
+              <w:jc w:val="left"/>
+            </w:pPr>
+            <w:r>
+              <w:t xml:space="preserve">3. Pilot</w:t>
+            </w:r>
+          </w:p>
+        </w:tc>
+        <w:tc>
+          <w:tcPr/>
+          <w:p>
+            <w:pPr>
+              <w:pStyle w:val="Compact"/>
+              <w:jc w:val="left"/>
+            </w:pPr>
+            <w:r>
+              <w:t xml:space="preserve">AIBD: a few counters and eGates at arrivals and departures, in parallel with the system in place; AIBD post server; carrier gateway open to volunteer airlines; security fee reconciliation</w:t>
+            </w:r>
+          </w:p>
+        </w:tc>
+        <w:tc>
+          <w:tcPr/>
+          <w:p>
+            <w:pPr>
+              <w:pStyle w:val="Compact"/>
+              <w:jc w:val="left"/>
+            </w:pPr>
+            <w:r>
+              <w:t xml:space="preserve">Phases 1 and 2 validated; CDP formalities completed; certified readers and SDKs integrated; pilot officers trained</w:t>
+            </w:r>
+          </w:p>
+        </w:tc>
+        <w:tc>
+          <w:tcPr/>
+          <w:p>
+            <w:pPr>
+              <w:pStyle w:val="Compact"/>
+              <w:jc w:val="left"/>
+            </w:pPr>
+            <w:r>
+              <w:t xml:space="preserve">Pilot acceptance passed (see the acceptance table); no blocking incident over an agreed observation period; failover drill passed</w:t>
+            </w:r>
+          </w:p>
+        </w:tc>
+      </w:tr>
+      <w:tr>
+        <w:tc>
+          <w:tcPr/>
+          <w:p>
+            <w:pPr>
+              <w:pStyle w:val="Compact"/>
+              <w:jc w:val="left"/>
+            </w:pPr>
+            <w:r>
+              <w:t xml:space="preserve">4. Rollout in waves</w:t>
+            </w:r>
+          </w:p>
+        </w:tc>
+        <w:tc>
+          <w:tcPr/>
+          <w:p>
+            <w:pPr>
+              <w:pStyle w:val="Compact"/>
+              <w:jc w:val="left"/>
+            </w:pPr>
+            <w:r>
+              <w:t xml:space="preserve">Wave 1: full AIBD, Ziguinchor Airport, Autonomous Port of Dakar. Wave 2: Rosso, Kidira, Karang (VRS plate readers, scanners); decommissioning of the previous system</w:t>
+            </w:r>
+          </w:p>
+        </w:tc>
+        <w:tc>
+          <w:tcPr/>
+          <w:p>
+            <w:pPr>
+              <w:pStyle w:val="Compact"/>
+              <w:jc w:val="left"/>
+            </w:pPr>
+            <w:r>
+              <w:t xml:space="preserve">Pilot review; post servers installed; main and backup links validated; offline mode validated for wave 2</w:t>
+            </w:r>
+          </w:p>
+        </w:tc>
+        <w:tc>
+          <w:tcPr/>
+          <w:p>
+            <w:pPr>
+              <w:pStyle w:val="Compact"/>
+              <w:jc w:val="left"/>
+            </w:pPr>
+            <w:r>
+              <w:t xml:space="preserve">Acceptance per post, including a link-cut test; data takeover under the contractual clauses; final go-live report</w:t>
+            </w:r>
+          </w:p>
+        </w:tc>
+      </w:tr>
+      <w:tr>
+        <w:tc>
+          <w:tcPr/>
+          <w:p>
+            <w:pPr>
+              <w:pStyle w:val="Compact"/>
+              <w:jc w:val="left"/>
+            </w:pPr>
+            <w:r>
+              <w:t xml:space="preserve">5. Operations</w:t>
+            </w:r>
+          </w:p>
+        </w:tc>
+        <w:tc>
+          <w:tcPr/>
+          <w:p>
+            <w:pPr>
+              <w:pStyle w:val="Compact"/>
+              <w:jc w:val="left"/>
+            </w:pPr>
+            <w:r>
+              <w:t xml:space="preserve">24/7 monitoring, maintenance, recovery drills twice a year, quarterly restoration</w:t>
+            </w:r>
+          </w:p>
+        </w:tc>
+        <w:tc>
+          <w:tcPr/>
+          <w:p>
+            <w:pPr>
+              <w:pStyle w:val="Compact"/>
+              <w:jc w:val="left"/>
+            </w:pPr>
+            <w:r>
+              <w:t xml:space="preserve">Go-live report</w:t>
+            </w:r>
+          </w:p>
+        </w:tc>
+        <w:tc>
+          <w:tcPr/>
+          <w:p>
+            <w:pPr>
+              <w:pStyle w:val="Compact"/>
+              <w:jc w:val="left"/>
+            </w:pPr>
+            <w:r>
+              <w:t xml:space="preserve">Annual review</w:t>
             </w:r>
           </w:p>
         </w:tc>
       </w:tr>
     </w:tbl>
     <w:bookmarkEnd w:id="22"/>
-    <w:bookmarkStart w:id="28" w:name="hosting-in-senegal"/>
+    <w:bookmarkStart w:id="29" w:name="hosting-in-senegal"/>
     <w:p>
       <w:pPr>
         <w:pStyle w:val="Heading2"/>
@@ -1651,7 +1780,7 @@
         <w:t xml:space="preserve">Sovereignty</w:t>
       </w:r>
       <w:r>
-        <w:t xml:space="preserve">: nominative and biometric data is hosted on national territory; no biometric data leaves the country. The current Netlify hosting is not acceptable for real data (see</w:t>
+        <w:t xml:space="preserve">: nominative and biometric data, as well as the keys that protect it, is hosted on national territory; no personal data is entrusted to a foreign cloud. The current Netlify hosting is not acceptable for real data (see</w:t>
       </w:r>
       <w:r>
         <w:t xml:space="preserve"> </w:t>
@@ -1680,38 +1809,13 @@
           <w:bCs/>
           <w:b/>
         </w:rPr>
-        <w:t xml:space="preserve">Main data center</w:t>
-      </w:r>
-      <w:r>
-        <w:t xml:space="preserve">:</w:t>
-      </w:r>
-      <w:r>
-        <w:t xml:space="preserve"> </w:t>
-      </w:r>
-      <w:r>
-        <w:rPr>
-          <w:rStyle w:val="VerbatimChar"/>
-        </w:rPr>
-        <w:t xml:space="preserve">docs/ARCHITECTURE.md</w:t>
-      </w:r>
-      <w:r>
-        <w:t xml:space="preserve"> </w:t>
-      </w:r>
-      <w:r>
-        <w:t xml:space="preserve">mentions, as an example, the national data center in Diamniadio, operated on behalf of the State. This option is</w:t>
-      </w:r>
-      <w:r>
-        <w:t xml:space="preserve"> </w:t>
-      </w:r>
-      <w:r>
-        <w:rPr>
-          <w:bCs/>
-          <w:b/>
-        </w:rPr>
-        <w:t xml:space="preserve">To be checked</w:t>
-      </w:r>
-      <w:r>
-        <w:t xml:space="preserve">: available capacity, hosting terms, service levels, physical security and the agreement framework must be confirmed by the data center operator and the supervising authority. No commitment exists to date.</w:t>
+        <w:t xml:space="preserve">Two active data centers</w:t>
+      </w:r>
+      <w:r>
+        <w:t xml:space="preserve"> </w:t>
+      </w:r>
+      <w:r>
+        <w:t xml:space="preserve">(Recommendation): web and API services run simultaneously in both sites; the database is replicated synchronously from site A to site B; each site can carry the full peak load alone.</w:t>
       </w:r>
     </w:p>
     <w:p>
@@ -1727,22 +1831,10 @@
           <w:bCs/>
           <w:b/>
         </w:rPr>
-        <w:t xml:space="preserve">Backup site</w:t>
-      </w:r>
-      <w:r>
-        <w:t xml:space="preserve">: a second site on national territory, running the same software stack (Recommendation from</w:t>
-      </w:r>
-      <w:r>
-        <w:t xml:space="preserve"> </w:t>
-      </w:r>
-      <w:r>
-        <w:rPr>
-          <w:rStyle w:val="VerbatimChar"/>
-        </w:rPr>
-        <w:t xml:space="preserve">docs/ARCHITECTURE.md</w:t>
-      </w:r>
-      <w:r>
-        <w:t xml:space="preserve">).</w:t>
+        <w:t xml:space="preserve">A backup site (site C)</w:t>
+      </w:r>
+      <w:r>
+        <w:t xml:space="preserve">: it receives immutable encrypted copies and offline copies, without hosting production.</w:t>
       </w:r>
     </w:p>
     <w:p>
@@ -1770,7 +1862,7 @@
         <w:t xml:space="preserve">/compagnies/</w:t>
       </w:r>
       <w:r>
-        <w:t xml:space="preserve">) and the carrier gateway are exposed to the Internet, in a DMZ behind an anti-DDoS CDN/WAF; the DPAF space (</w:t>
+        <w:t xml:space="preserve">) and the carrier gateway are exposed to the Internet, behind a WAF and anti-DDoS protection; the DPAF space (</w:t>
       </w:r>
       <w:r>
         <w:rPr>
@@ -1779,11 +1871,356 @@
         <w:t xml:space="preserve">/dpaf/</w:t>
       </w:r>
       <w:r>
-        <w:t xml:space="preserve">), kiosks and internal services remain on the private network. Each platform can be given its own domain name.</w:t>
+        <w:t xml:space="preserve">), kiosks and internal services remain on the private network. Each platform gets its own domain name (for example</w:t>
+      </w:r>
+      <w:r>
+        <w:t xml:space="preserve"> </w:t>
+      </w:r>
+      <w:r>
+        <w:rPr>
+          <w:rStyle w:val="VerbatimChar"/>
+        </w:rPr>
+        <w:t xml:space="preserve">dpaf.&lt;domain&gt;</w:t>
+      </w:r>
+      <w:r>
+        <w:t xml:space="preserve">,</w:t>
+      </w:r>
+      <w:r>
+        <w:t xml:space="preserve"> </w:t>
+      </w:r>
+      <w:r>
+        <w:rPr>
+          <w:rStyle w:val="VerbatimChar"/>
+        </w:rPr>
+        <w:t xml:space="preserve">www.&lt;domain&gt;</w:t>
+      </w:r>
+      <w:r>
+        <w:t xml:space="preserve">,</w:t>
+      </w:r>
+      <w:r>
+        <w:t xml:space="preserve"> </w:t>
+      </w:r>
+      <w:r>
+        <w:rPr>
+          <w:rStyle w:val="VerbatimChar"/>
+        </w:rPr>
+        <w:t xml:space="preserve">compagnies.&lt;domain&gt;</w:t>
+      </w:r>
+      <w:r>
+        <w:t xml:space="preserve">,</w:t>
+      </w:r>
+      <w:r>
+        <w:t xml:space="preserve"> </w:t>
+      </w:r>
+      <w:r>
+        <w:rPr>
+          <w:rStyle w:val="VerbatimChar"/>
+        </w:rPr>
+        <w:t xml:space="preserve">app.&lt;domain&gt;</w:t>
+      </w:r>
+      <w:r>
+        <w:t xml:space="preserve">).</w:t>
       </w:r>
     </w:p>
     <w:bookmarkEnd w:id="23"/>
-    <w:bookmarkStart w:id="24" w:name="service-objectives-architecture-targets"/>
+    <w:bookmarkStart w:id="24" w:name="X2bd7b00b9b4482cfb211ec88d54fc4575b2785d"/>
+    <w:p>
+      <w:pPr>
+        <w:pStyle w:val="Heading3"/>
+      </w:pPr>
+      <w:r>
+        <w:t xml:space="preserve">Choice of sites (Recommendation, To be checked)</w:t>
+      </w:r>
+    </w:p>
+    <w:tbl>
+      <w:tblPr>
+        <w:tblStyle w:val="Table"/>
+        <w:tblW w:type="auto" w:w="0"/>
+        <w:tblLook w:firstRow="1" w:lastRow="0" w:firstColumn="0" w:lastColumn="0" w:noHBand="0" w:noVBand="0" w:val="0020"/>
+        <w:jc w:val="start"/>
+      </w:tblPr>
+      <w:tblGrid>
+        <w:gridCol w:w="1980"/>
+        <w:gridCol w:w="1980"/>
+        <w:gridCol w:w="1980"/>
+        <w:gridCol w:w="1980"/>
+      </w:tblGrid>
+      <w:tr>
+        <w:trPr>
+          <w:tblHeader w:val="true"/>
+        </w:trPr>
+        <w:tc>
+          <w:tcPr/>
+          <w:p>
+            <w:pPr>
+              <w:pStyle w:val="Compact"/>
+              <w:jc w:val="left"/>
+            </w:pPr>
+            <w:r>
+              <w:t xml:space="preserve">Site</w:t>
+            </w:r>
+          </w:p>
+        </w:tc>
+        <w:tc>
+          <w:tcPr/>
+          <w:p>
+            <w:pPr>
+              <w:pStyle w:val="Compact"/>
+              <w:jc w:val="left"/>
+            </w:pPr>
+            <w:r>
+              <w:t xml:space="preserve">Role</w:t>
+            </w:r>
+          </w:p>
+        </w:tc>
+        <w:tc>
+          <w:tcPr/>
+          <w:p>
+            <w:pPr>
+              <w:pStyle w:val="Compact"/>
+              <w:jc w:val="left"/>
+            </w:pPr>
+            <w:r>
+              <w:t xml:space="preserve">Recommended option</w:t>
+            </w:r>
+          </w:p>
+        </w:tc>
+        <w:tc>
+          <w:tcPr/>
+          <w:p>
+            <w:pPr>
+              <w:pStyle w:val="Compact"/>
+              <w:jc w:val="left"/>
+            </w:pPr>
+            <w:r>
+              <w:t xml:space="preserve">Points to confirm</w:t>
+            </w:r>
+          </w:p>
+        </w:tc>
+      </w:tr>
+      <w:tr>
+        <w:tc>
+          <w:tcPr/>
+          <w:p>
+            <w:pPr>
+              <w:pStyle w:val="Compact"/>
+              <w:jc w:val="left"/>
+            </w:pPr>
+            <w:r>
+              <w:t xml:space="preserve">A</w:t>
+            </w:r>
+          </w:p>
+        </w:tc>
+        <w:tc>
+          <w:tcPr/>
+          <w:p>
+            <w:pPr>
+              <w:pStyle w:val="Compact"/>
+              <w:jc w:val="left"/>
+            </w:pPr>
+            <w:r>
+              <w:t xml:space="preserve">Primary, active</w:t>
+            </w:r>
+          </w:p>
+        </w:tc>
+        <w:tc>
+          <w:tcPr/>
+          <w:p>
+            <w:pPr>
+              <w:pStyle w:val="Compact"/>
+              <w:jc w:val="left"/>
+            </w:pPr>
+            <w:r>
+              <w:t xml:space="preserve">National data center in Diamniadio (State-owned, operated by Sénégal Numérique SA), inaugurated in 2021 and presented as "Tier III type"</w:t>
+            </w:r>
+          </w:p>
+        </w:tc>
+        <w:tc>
+          <w:tcPr/>
+          <w:p>
+            <w:pPr>
+              <w:pStyle w:val="Compact"/>
+              <w:jc w:val="left"/>
+            </w:pPr>
+            <w:r>
+              <w:t xml:space="preserve">No Uptime Institute certification publicly confirmed; capacity, service levels, physical security and agreement</w:t>
+            </w:r>
+            <w:r>
+              <w:t xml:space="preserve"> </w:t>
+            </w:r>
+            <w:r>
+              <w:rPr>
+                <w:bCs/>
+                <w:b/>
+              </w:rPr>
+              <w:t xml:space="preserve">To be checked</w:t>
+            </w:r>
+            <w:r>
+              <w:t xml:space="preserve">; no commitment to date</w:t>
+            </w:r>
+          </w:p>
+        </w:tc>
+      </w:tr>
+      <w:tr>
+        <w:tc>
+          <w:tcPr/>
+          <w:p>
+            <w:pPr>
+              <w:pStyle w:val="Compact"/>
+              <w:jc w:val="left"/>
+            </w:pPr>
+            <w:r>
+              <w:t xml:space="preserve">B</w:t>
+            </w:r>
+          </w:p>
+        </w:tc>
+        <w:tc>
+          <w:tcPr/>
+          <w:p>
+            <w:pPr>
+              <w:pStyle w:val="Compact"/>
+              <w:jc w:val="left"/>
+            </w:pPr>
+            <w:r>
+              <w:t xml:space="preserve">Secondary, active</w:t>
+            </w:r>
+          </w:p>
+        </w:tc>
+        <w:tc>
+          <w:tcPr/>
+          <w:p>
+            <w:pPr>
+              <w:pStyle w:val="Compact"/>
+              <w:jc w:val="left"/>
+            </w:pPr>
+            <w:r>
+              <w:t xml:space="preserve">Tier III-certified commercial data center on a separate site and power grid: Sonatel (Orange) in Rufisque as first choice, Yas (formerly Tigo) in Diamniadio as the alternative</w:t>
+            </w:r>
+          </w:p>
+        </w:tc>
+        <w:tc>
+          <w:tcPr/>
+          <w:p>
+            <w:pPr>
+              <w:pStyle w:val="Compact"/>
+              <w:jc w:val="left"/>
+            </w:pPr>
+            <w:r>
+              <w:t xml:space="preserve">Rufisque certification announced but</w:t>
+            </w:r>
+            <w:r>
+              <w:t xml:space="preserve"> </w:t>
+            </w:r>
+            <w:r>
+              <w:rPr>
+                <w:bCs/>
+                <w:b/>
+              </w:rPr>
+              <w:t xml:space="preserve">To be checked</w:t>
+            </w:r>
+            <w:r>
+              <w:t xml:space="preserve">; Yas Diamniadio Uptime Institute Tier III certified in 2017 (validity</w:t>
+            </w:r>
+            <w:r>
+              <w:t xml:space="preserve"> </w:t>
+            </w:r>
+            <w:r>
+              <w:rPr>
+                <w:bCs/>
+                <w:b/>
+              </w:rPr>
+              <w:t xml:space="preserve">To be checked</w:t>
+            </w:r>
+            <w:r>
+              <w:t xml:space="preserve">) but located in the same area as site A</w:t>
+            </w:r>
+          </w:p>
+        </w:tc>
+      </w:tr>
+      <w:tr>
+        <w:tc>
+          <w:tcPr/>
+          <w:p>
+            <w:pPr>
+              <w:pStyle w:val="Compact"/>
+              <w:jc w:val="left"/>
+            </w:pPr>
+            <w:r>
+              <w:t xml:space="preserve">C</w:t>
+            </w:r>
+          </w:p>
+        </w:tc>
+        <w:tc>
+          <w:tcPr/>
+          <w:p>
+            <w:pPr>
+              <w:pStyle w:val="Compact"/>
+              <w:jc w:val="left"/>
+            </w:pPr>
+            <w:r>
+              <w:t xml:space="preserve">Backup vault</w:t>
+            </w:r>
+          </w:p>
+        </w:tc>
+        <w:tc>
+          <w:tcPr/>
+          <w:p>
+            <w:pPr>
+              <w:pStyle w:val="Compact"/>
+              <w:jc w:val="left"/>
+            </w:pPr>
+            <w:r>
+              <w:t xml:space="preserve">Secure State site or separate facility, outside the Dakar–Diamniadio–Rufisque area if possible</w:t>
+            </w:r>
+          </w:p>
+        </w:tc>
+        <w:tc>
+          <w:tcPr/>
+          <w:p>
+            <w:pPr>
+              <w:pStyle w:val="Compact"/>
+              <w:jc w:val="left"/>
+            </w:pPr>
+            <w:r>
+              <w:t xml:space="preserve">Site to be identified with Sénégal Numérique (</w:t>
+            </w:r>
+            <w:r>
+              <w:rPr>
+                <w:bCs/>
+                <w:b/>
+              </w:rPr>
+              <w:t xml:space="preserve">To be checked</w:t>
+            </w:r>
+            <w:r>
+              <w:t xml:space="preserve">)</w:t>
+            </w:r>
+          </w:p>
+        </w:tc>
+      </w:tr>
+    </w:tbl>
+    <w:p>
+      <w:pPr>
+        <w:pStyle w:val="BodyText"/>
+      </w:pPr>
+      <w:r>
+        <w:t xml:space="preserve">The detailed comparison of the options is in the page</w:t>
+      </w:r>
+      <w:r>
+        <w:t xml:space="preserve"> </w:t>
+      </w:r>
+      <w:r>
+        <w:rPr>
+          <w:iCs/>
+          <w:i/>
+        </w:rPr>
+        <w:t xml:space="preserve">Deployment plan — high-availability infrastructure in Senegal</w:t>
+      </w:r>
+      <w:r>
+        <w:t xml:space="preserve">.</w:t>
+      </w:r>
+    </w:p>
+    <w:bookmarkEnd w:id="24"/>
+    <w:bookmarkStart w:id="25" w:name="service-objectives-architecture-targets"/>
     <w:p>
       <w:pPr>
         <w:pStyle w:val="Heading3"/>
@@ -1853,59 +2290,85 @@
               <w:jc w:val="left"/>
             </w:pPr>
             <w:r>
-              <w:t xml:space="preserve">99.95%</w:t>
-            </w:r>
-          </w:p>
-        </w:tc>
-      </w:tr>
-      <w:tr>
-        <w:tc>
-          <w:tcPr/>
-          <w:p>
-            <w:pPr>
-              <w:pStyle w:val="Compact"/>
-              <w:jc w:val="left"/>
-            </w:pPr>
-            <w:r>
-              <w:t xml:space="preserve">Maximum data loss (RPO)</w:t>
-            </w:r>
-          </w:p>
-        </w:tc>
-        <w:tc>
-          <w:tcPr/>
-          <w:p>
-            <w:pPr>
-              <w:pStyle w:val="Compact"/>
-              <w:jc w:val="left"/>
-            </w:pPr>
-            <w:r>
-              <w:t xml:space="preserve">Less than 5 minutes</w:t>
-            </w:r>
-          </w:p>
-        </w:tc>
-      </w:tr>
-      <w:tr>
-        <w:tc>
-          <w:tcPr/>
-          <w:p>
-            <w:pPr>
-              <w:pStyle w:val="Compact"/>
-              <w:jc w:val="left"/>
-            </w:pPr>
-            <w:r>
-              <w:t xml:space="preserve">Recovery time (RTO)</w:t>
-            </w:r>
-          </w:p>
-        </w:tc>
-        <w:tc>
-          <w:tcPr/>
-          <w:p>
-            <w:pPr>
-              <w:pStyle w:val="Compact"/>
-              <w:jc w:val="left"/>
-            </w:pPr>
-            <w:r>
-              <w:t xml:space="preserve">Less than one hour</w:t>
+              <w:t xml:space="preserve">99.95% or more</w:t>
+            </w:r>
+          </w:p>
+        </w:tc>
+      </w:tr>
+      <w:tr>
+        <w:tc>
+          <w:tcPr/>
+          <w:p>
+            <w:pPr>
+              <w:pStyle w:val="Compact"/>
+              <w:jc w:val="left"/>
+            </w:pPr>
+            <w:r>
+              <w:t xml:space="preserve">Data loss within a site (RPO)</w:t>
+            </w:r>
+          </w:p>
+        </w:tc>
+        <w:tc>
+          <w:tcPr/>
+          <w:p>
+            <w:pPr>
+              <w:pStyle w:val="Compact"/>
+              <w:jc w:val="left"/>
+            </w:pPr>
+            <w:r>
+              <w:t xml:space="preserve">None (synchronous replication)</w:t>
+            </w:r>
+          </w:p>
+        </w:tc>
+      </w:tr>
+      <w:tr>
+        <w:tc>
+          <w:tcPr/>
+          <w:p>
+            <w:pPr>
+              <w:pStyle w:val="Compact"/>
+              <w:jc w:val="left"/>
+            </w:pPr>
+            <w:r>
+              <w:t xml:space="preserve">Data loss if a site is lost (RPO)</w:t>
+            </w:r>
+          </w:p>
+        </w:tc>
+        <w:tc>
+          <w:tcPr/>
+          <w:p>
+            <w:pPr>
+              <w:pStyle w:val="Compact"/>
+              <w:jc w:val="left"/>
+            </w:pPr>
+            <w:r>
+              <w:t xml:space="preserve">5 minutes at most (none while synchronous replication A → B is healthy)</w:t>
+            </w:r>
+          </w:p>
+        </w:tc>
+      </w:tr>
+      <w:tr>
+        <w:tc>
+          <w:tcPr/>
+          <w:p>
+            <w:pPr>
+              <w:pStyle w:val="Compact"/>
+              <w:jc w:val="left"/>
+            </w:pPr>
+            <w:r>
+              <w:t xml:space="preserve">Recovery time if a site is lost (RTO)</w:t>
+            </w:r>
+          </w:p>
+        </w:tc>
+        <w:tc>
+          <w:tcPr/>
+          <w:p>
+            <w:pPr>
+              <w:pStyle w:val="Compact"/>
+              <w:jc w:val="left"/>
+            </w:pPr>
+            <w:r>
+              <w:t xml:space="preserve">One hour at most</w:t>
             </w:r>
           </w:p>
         </w:tc>
@@ -1931,7 +2394,7 @@
               <w:jc w:val="left"/>
             </w:pPr>
             <w:r>
-              <w:t xml:space="preserve">100%, including in degraded mode</w:t>
+              <w:t xml:space="preserve">100%, including without a link to the central system</w:t>
             </w:r>
           </w:p>
         </w:tc>
@@ -1957,7 +2420,33 @@
               <w:jc w:val="left"/>
             </w:pPr>
             <w:r>
-              <w:t xml:space="preserve">Every six months</w:t>
+              <w:t xml:space="preserve">At least twice a year</w:t>
+            </w:r>
+          </w:p>
+        </w:tc>
+      </w:tr>
+      <w:tr>
+        <w:tc>
+          <w:tcPr/>
+          <w:p>
+            <w:pPr>
+              <w:pStyle w:val="Compact"/>
+              <w:jc w:val="left"/>
+            </w:pPr>
+            <w:r>
+              <w:t xml:space="preserve">Restoration tests</w:t>
+            </w:r>
+          </w:p>
+        </w:tc>
+        <w:tc>
+          <w:tcPr/>
+          <w:p>
+            <w:pPr>
+              <w:pStyle w:val="Compact"/>
+              <w:jc w:val="left"/>
+            </w:pPr>
+            <w:r>
+              <w:t xml:space="preserve">Every quarter</w:t>
             </w:r>
           </w:p>
         </w:tc>
@@ -1971,14 +2460,14 @@
         <w:t xml:space="preserve">These values are design objectives, not contractual commitments.</w:t>
       </w:r>
     </w:p>
-    <w:bookmarkEnd w:id="24"/>
-    <w:bookmarkStart w:id="25" w:name="links-between-posts-and-the-data-center"/>
+    <w:bookmarkEnd w:id="25"/>
+    <w:bookmarkStart w:id="26" w:name="network-links"/>
     <w:p>
       <w:pPr>
         <w:pStyle w:val="Heading3"/>
       </w:pPr>
       <w:r>
-        <w:t xml:space="preserve">Links between posts and the data center</w:t>
+        <w:t xml:space="preserve">Network links</w:t>
       </w:r>
     </w:p>
     <w:tbl>
@@ -2030,45 +2519,149 @@
               <w:jc w:val="left"/>
             </w:pPr>
             <w:r>
-              <w:t xml:space="preserve">Main link</w:t>
-            </w:r>
-          </w:p>
-        </w:tc>
-        <w:tc>
-          <w:tcPr/>
-          <w:p>
-            <w:pPr>
-              <w:pStyle w:val="Compact"/>
-              <w:jc w:val="left"/>
-            </w:pPr>
-            <w:r>
-              <w:t xml:space="preserve">MPLS or encrypted VPN between each post and the main center, with failover to the backup site</w:t>
-            </w:r>
-          </w:p>
-        </w:tc>
-      </w:tr>
-      <w:tr>
-        <w:tc>
-          <w:tcPr/>
-          <w:p>
-            <w:pPr>
-              <w:pStyle w:val="Compact"/>
-              <w:jc w:val="left"/>
-            </w:pPr>
-            <w:r>
-              <w:t xml:space="preserve">Backup link</w:t>
-            </w:r>
-          </w:p>
-        </w:tc>
-        <w:tc>
-          <w:tcPr/>
-          <w:p>
-            <w:pPr>
-              <w:pStyle w:val="Compact"/>
-              <w:jc w:val="left"/>
-            </w:pPr>
-            <w:r>
-              <w:t xml:space="preserve">4G or VSAT per post, especially for remote land posts (Kidira, Rosso, Karang)</w:t>
+              <w:t xml:space="preserve">Internet for central sites</w:t>
+            </w:r>
+          </w:p>
+        </w:tc>
+        <w:tc>
+          <w:tcPr/>
+          <w:p>
+            <w:pPr>
+              <w:pStyle w:val="Compact"/>
+              <w:jc w:val="left"/>
+            </w:pPr>
+            <w:r>
+              <w:t xml:space="preserve">Two different carriers per site, over separate physical paths</w:t>
+            </w:r>
+          </w:p>
+        </w:tc>
+      </w:tr>
+      <w:tr>
+        <w:tc>
+          <w:tcPr/>
+          <w:p>
+            <w:pPr>
+              <w:pStyle w:val="Compact"/>
+              <w:jc w:val="left"/>
+            </w:pPr>
+            <w:r>
+              <w:t xml:space="preserve">Link between sites A and B</w:t>
+            </w:r>
+          </w:p>
+        </w:tc>
+        <w:tc>
+          <w:tcPr/>
+          <w:p>
+            <w:pPr>
+              <w:pStyle w:val="Compact"/>
+              <w:jc w:val="left"/>
+            </w:pPr>
+            <w:r>
+              <w:t xml:space="preserve">Dark fiber or dedicated link over two separate physical paths, encrypted, low latency (synchronous replication)</w:t>
+            </w:r>
+          </w:p>
+        </w:tc>
+      </w:tr>
+      <w:tr>
+        <w:tc>
+          <w:tcPr/>
+          <w:p>
+            <w:pPr>
+              <w:pStyle w:val="Compact"/>
+              <w:jc w:val="left"/>
+            </w:pPr>
+            <w:r>
+              <w:t xml:space="preserve">Link to site C</w:t>
+            </w:r>
+          </w:p>
+        </w:tc>
+        <w:tc>
+          <w:tcPr/>
+          <w:p>
+            <w:pPr>
+              <w:pStyle w:val="Compact"/>
+              <w:jc w:val="left"/>
+            </w:pPr>
+            <w:r>
+              <w:t xml:space="preserve">Dedicated encrypted link for continuous archiving; offline copies transported under a secure procedure</w:t>
+            </w:r>
+          </w:p>
+        </w:tc>
+      </w:tr>
+      <w:tr>
+        <w:tc>
+          <w:tcPr/>
+          <w:p>
+            <w:pPr>
+              <w:pStyle w:val="Compact"/>
+              <w:jc w:val="left"/>
+            </w:pPr>
+            <w:r>
+              <w:t xml:space="preserve">Main link of posts</w:t>
+            </w:r>
+          </w:p>
+        </w:tc>
+        <w:tc>
+          <w:tcPr/>
+          <w:p>
+            <w:pPr>
+              <w:pStyle w:val="Compact"/>
+              <w:jc w:val="left"/>
+            </w:pPr>
+            <w:r>
+              <w:t xml:space="preserve">MPLS or encrypted VPN between each post and both central sites, automatic failover from one to the other</w:t>
+            </w:r>
+          </w:p>
+        </w:tc>
+      </w:tr>
+      <w:tr>
+        <w:tc>
+          <w:tcPr/>
+          <w:p>
+            <w:pPr>
+              <w:pStyle w:val="Compact"/>
+              <w:jc w:val="left"/>
+            </w:pPr>
+            <w:r>
+              <w:t xml:space="preserve">Backup link of posts</w:t>
+            </w:r>
+          </w:p>
+        </w:tc>
+        <w:tc>
+          <w:tcPr/>
+          <w:p>
+            <w:pPr>
+              <w:pStyle w:val="Compact"/>
+              <w:jc w:val="left"/>
+            </w:pPr>
+            <w:r>
+              <w:t xml:space="preserve">4G or VSAT per post, from a carrier other than that of the main link, especially for remote land posts (Kidira, Rosso, Karang)</w:t>
+            </w:r>
+          </w:p>
+        </w:tc>
+      </w:tr>
+      <w:tr>
+        <w:tc>
+          <w:tcPr/>
+          <w:p>
+            <w:pPr>
+              <w:pStyle w:val="Compact"/>
+              <w:jc w:val="left"/>
+            </w:pPr>
+            <w:r>
+              <w:t xml:space="preserve">Partners</w:t>
+            </w:r>
+          </w:p>
+        </w:tc>
+        <w:tc>
+          <w:tcPr/>
+          <w:p>
+            <w:pPr>
+              <w:pStyle w:val="Compact"/>
+              <w:jc w:val="left"/>
+            </w:pPr>
+            <w:r>
+              <w:t xml:space="preserve">Interpol through the NCB in Dakar (I-24/7), WAPIS, FPR, DAF and DGCPT through private links or VPN, according to the agreements (To be checked); airlines over the Internet behind the WAF</w:t>
             </w:r>
           </w:p>
         </w:tc>
@@ -2168,8 +2761,8 @@
         </w:tc>
       </w:tr>
     </w:tbl>
-    <w:bookmarkEnd w:id="25"/>
-    <w:bookmarkStart w:id="26" w:name="offline-mode-to-be-developed"/>
+    <w:bookmarkEnd w:id="26"/>
+    <w:bookmarkStart w:id="27" w:name="offline-mode-to-be-developed"/>
     <w:p>
       <w:pPr>
         <w:pStyle w:val="Heading3"/>
@@ -2199,7 +2792,7 @@
         <w:t xml:space="preserve"> </w:t>
       </w:r>
       <w:r>
-        <w:t xml:space="preserve">offline mode: a post that loses its link can no longer record crossings. The target architecture provides a</w:t>
+        <w:t xml:space="preserve">offline mode: a post that loses its link can no longer record crossings. The target architecture provides at each post a</w:t>
       </w:r>
       <w:r>
         <w:t xml:space="preserve"> </w:t>
@@ -2243,7 +2836,7 @@
         <w:t xml:space="preserve">System monitoring</w:t>
       </w:r>
       <w:r>
-        <w:t xml:space="preserve">) that:</w:t>
+        <w:t xml:space="preserve">), made up of two nodes, to which counters and eGates are attached, and that:</w:t>
       </w:r>
     </w:p>
     <w:p>
@@ -2300,7 +2893,19 @@
         <w:pStyle w:val="Compact"/>
       </w:pPr>
       <w:r>
-        <w:t xml:space="preserve">raises a local alert on a critical match.</w:t>
+        <w:t xml:space="preserve">raises a local alert on a critical match;</w:t>
+      </w:r>
+    </w:p>
+    <w:p>
+      <w:pPr>
+        <w:numPr>
+          <w:ilvl w:val="0"/>
+          <w:numId w:val="1002"/>
+        </w:numPr>
+        <w:pStyle w:val="Compact"/>
+      </w:pPr>
+      <w:r>
+        <w:t xml:space="preserve">allows the post to continue checks even if both central sites are unavailable.</w:t>
       </w:r>
     </w:p>
     <w:p>
@@ -2324,14 +2929,38 @@
         <w:t xml:space="preserve">, validated by the DPAF.</w:t>
       </w:r>
     </w:p>
-    <w:bookmarkEnd w:id="26"/>
-    <w:bookmarkStart w:id="27" w:name="backups-and-recovery"/>
+    <w:bookmarkEnd w:id="27"/>
+    <w:bookmarkStart w:id="28" w:name="backups-and-recovery"/>
     <w:p>
       <w:pPr>
         <w:pStyle w:val="Heading3"/>
       </w:pPr>
       <w:r>
         <w:t xml:space="preserve">Backups and recovery</w:t>
+      </w:r>
+    </w:p>
+    <w:p>
+      <w:pPr>
+        <w:pStyle w:val="FirstParagraph"/>
+      </w:pPr>
+      <w:r>
+        <w:t xml:space="preserve">The strategy follows the</w:t>
+      </w:r>
+      <w:r>
+        <w:t xml:space="preserve"> </w:t>
+      </w:r>
+      <w:r>
+        <w:rPr>
+          <w:bCs/>
+          <w:b/>
+        </w:rPr>
+        <w:t xml:space="preserve">3-2-1-1-0</w:t>
+      </w:r>
+      <w:r>
+        <w:t xml:space="preserve"> </w:t>
+      </w:r>
+      <w:r>
+        <w:t xml:space="preserve">rule: three copies, on two types of media, one of them off-site (site C), one immutable or offline, and zero errors found during verification (Recommendation).</w:t>
       </w:r>
     </w:p>
     <w:tbl>
@@ -2395,33 +3024,59 @@
               <w:jc w:val="left"/>
             </w:pPr>
             <w:r>
-              <w:t xml:space="preserve">Replication to the backup site; encrypted full and incremental backups</w:t>
-            </w:r>
-          </w:p>
-        </w:tc>
-      </w:tr>
-      <w:tr>
-        <w:tc>
-          <w:tcPr/>
-          <w:p>
-            <w:pPr>
-              <w:pStyle w:val="Compact"/>
-              <w:jc w:val="left"/>
-            </w:pPr>
-            <w:r>
-              <w:t xml:space="preserve">Offline copy</w:t>
-            </w:r>
-          </w:p>
-        </w:tc>
-        <w:tc>
-          <w:tcPr/>
-          <w:p>
-            <w:pPr>
-              <w:pStyle w:val="Compact"/>
-              <w:jc w:val="left"/>
-            </w:pPr>
-            <w:r>
-              <w:t xml:space="preserve">Encrypted backup disconnected from the network, kept on national territory</w:t>
+              <w:t xml:space="preserve">Synchronous replication from site A to site B; continuous archiving of transaction logs (point-in-time recovery); daily full and hourly incremental backups, copied to site C</w:t>
+            </w:r>
+          </w:p>
+        </w:tc>
+      </w:tr>
+      <w:tr>
+        <w:tc>
+          <w:tcPr/>
+          <w:p>
+            <w:pPr>
+              <w:pStyle w:val="Compact"/>
+              <w:jc w:val="left"/>
+            </w:pPr>
+            <w:r>
+              <w:t xml:space="preserve">Object storage (biometrics, documents)</w:t>
+            </w:r>
+          </w:p>
+        </w:tc>
+        <w:tc>
+          <w:tcPr/>
+          <w:p>
+            <w:pPr>
+              <w:pStyle w:val="Compact"/>
+              <w:jc w:val="left"/>
+            </w:pPr>
+            <w:r>
+              <w:t xml:space="preserve">Replication between A and B, versioning, daily copy to site C</w:t>
+            </w:r>
+          </w:p>
+        </w:tc>
+      </w:tr>
+      <w:tr>
+        <w:tc>
+          <w:tcPr/>
+          <w:p>
+            <w:pPr>
+              <w:pStyle w:val="Compact"/>
+              <w:jc w:val="left"/>
+            </w:pPr>
+            <w:r>
+              <w:t xml:space="preserve">Immutable and offline copy</w:t>
+            </w:r>
+          </w:p>
+        </w:tc>
+        <w:tc>
+          <w:tcPr/>
+          <w:p>
+            <w:pPr>
+              <w:pStyle w:val="Compact"/>
+              <w:jc w:val="left"/>
+            </w:pPr>
+            <w:r>
+              <w:t xml:space="preserve">Write-once storage at site C; weekly encrypted offline copy kept in a safe, on national territory</w:t>
             </w:r>
           </w:p>
         </w:tc>
@@ -2447,7 +3102,7 @@
               <w:jc w:val="left"/>
             </w:pPr>
             <w:r>
-              <w:t xml:space="preserve">Regular archiving; periodic anchoring of the chain head with an HSM signature</w:t>
+              <w:t xml:space="preserve">Daily export of the chain; periodic anchoring of the chain head with an HSM signature (To be developed)</w:t>
             </w:r>
           </w:p>
         </w:tc>
@@ -2473,7 +3128,65 @@
               <w:jc w:val="left"/>
             </w:pPr>
             <w:r>
-              <w:t xml:space="preserve">Kept in an HSM; escrow procedure validated by security</w:t>
+              <w:t xml:space="preserve">Kept in a pair of HSMs per central site; key backup split among several custodians</w:t>
+            </w:r>
+          </w:p>
+        </w:tc>
+      </w:tr>
+      <w:tr>
+        <w:tc>
+          <w:tcPr/>
+          <w:p>
+            <w:pPr>
+              <w:pStyle w:val="Compact"/>
+              <w:jc w:val="left"/>
+            </w:pPr>
+            <w:r>
+              <w:t xml:space="preserve">Retention</w:t>
+            </w:r>
+          </w:p>
+        </w:tc>
+        <w:tc>
+          <w:tcPr/>
+          <w:p>
+            <w:pPr>
+              <w:pStyle w:val="Compact"/>
+              <w:jc w:val="left"/>
+            </w:pPr>
+            <w:r>
+              <w:t xml:space="preserve">5 years shown in WawID (</w:t>
+            </w:r>
+            <w:r>
+              <w:rPr>
+                <w:rStyle w:val="VerbatimChar"/>
+              </w:rPr>
+              <w:t xml:space="preserve">retentionDays</w:t>
+            </w:r>
+            <w:r>
+              <w:t xml:space="preserve">); legal period</w:t>
+            </w:r>
+            <w:r>
+              <w:t xml:space="preserve"> </w:t>
+            </w:r>
+            <w:r>
+              <w:rPr>
+                <w:bCs/>
+                <w:b/>
+              </w:rPr>
+              <w:t xml:space="preserve">To be checked</w:t>
+            </w:r>
+            <w:r>
+              <w:t xml:space="preserve">; automatic purge</w:t>
+            </w:r>
+            <w:r>
+              <w:t xml:space="preserve"> </w:t>
+            </w:r>
+            <w:r>
+              <w:rPr>
+                <w:bCs/>
+                <w:b/>
+              </w:rPr>
+              <w:t xml:space="preserve">To be developed</w:t>
             </w:r>
           </w:p>
         </w:tc>
@@ -2499,15 +3212,36 @@
               <w:jc w:val="left"/>
             </w:pPr>
             <w:r>
-              <w:t xml:space="preserve">Restoration tested at least before each phase and at each failover test</w:t>
+              <w:t xml:space="preserve">Restoration tested every quarter; restoration from site C and inter-site failover during the six-monthly drills</w:t>
             </w:r>
           </w:p>
         </w:tc>
       </w:tr>
     </w:tbl>
-    <w:bookmarkEnd w:id="27"/>
+    <w:p>
+      <w:pPr>
+        <w:pStyle w:val="BodyText"/>
+      </w:pPr>
+      <w:r>
+        <w:t xml:space="preserve">Failure scenarios, the failover procedure and the switchback are described in the page</w:t>
+      </w:r>
+      <w:r>
+        <w:t xml:space="preserve"> </w:t>
+      </w:r>
+      <w:r>
+        <w:rPr>
+          <w:iCs/>
+          <w:i/>
+        </w:rPr>
+        <w:t xml:space="preserve">Deployment plan — high-availability infrastructure in Senegal</w:t>
+      </w:r>
+      <w:r>
+        <w:t xml:space="preserve">.</w:t>
+      </w:r>
+    </w:p>
     <w:bookmarkEnd w:id="28"/>
-    <w:bookmarkStart w:id="29" w:name="legal-and-regulatory-prerequisites"/>
+    <w:bookmarkEnd w:id="29"/>
+    <w:bookmarkStart w:id="30" w:name="legal-and-regulatory-prerequisites"/>
     <w:p>
       <w:pPr>
         <w:pStyle w:val="Heading2"/>
@@ -2984,8 +3718,8 @@
         </w:tc>
       </w:tr>
     </w:tbl>
-    <w:bookmarkEnd w:id="29"/>
-    <w:bookmarkStart w:id="33" w:name="hardware-per-post-type"/>
+    <w:bookmarkEnd w:id="30"/>
+    <w:bookmarkStart w:id="35" w:name="hardware-per-post-type"/>
     <w:p>
       <w:pPr>
         <w:pStyle w:val="Heading2"/>
@@ -2994,7 +3728,7 @@
         <w:t xml:space="preserve">Hardware per post type</w:t>
       </w:r>
     </w:p>
-    <w:bookmarkStart w:id="30" w:name="per-workstation"/>
+    <w:bookmarkStart w:id="31" w:name="per-workstation"/>
     <w:p>
       <w:pPr>
         <w:pStyle w:val="Heading3"/>
@@ -3471,7 +4205,7 @@
               <w:jc w:val="left"/>
             </w:pPr>
             <w:r>
-              <w:t xml:space="preserve">QR scanner gun (e-Visa, WawPass)</w:t>
+              <w:t xml:space="preserve">QR scanner gun (e-Visa)</w:t>
             </w:r>
           </w:p>
         </w:tc>
@@ -3773,8 +4507,8 @@
         </w:tc>
       </w:tr>
     </w:tbl>
-    <w:bookmarkEnd w:id="30"/>
-    <w:bookmarkStart w:id="31" w:name="per-post-type"/>
+    <w:bookmarkEnd w:id="31"/>
+    <w:bookmarkStart w:id="32" w:name="per-post-type"/>
     <w:p>
       <w:pPr>
         <w:pStyle w:val="Heading3"/>
@@ -4069,8 +4803,506 @@
         </w:tc>
       </w:tr>
     </w:tbl>
-    <w:bookmarkEnd w:id="31"/>
-    <w:bookmarkStart w:id="32" w:name="power-supply-recommendation"/>
+    <w:bookmarkEnd w:id="32"/>
+    <w:bookmarkStart w:id="33" w:name="central-sites"/>
+    <w:p>
+      <w:pPr>
+        <w:pStyle w:val="Heading3"/>
+      </w:pPr>
+      <w:r>
+        <w:t xml:space="preserve">Central sites</w:t>
+      </w:r>
+    </w:p>
+    <w:p>
+      <w:pPr>
+        <w:pStyle w:val="FirstParagraph"/>
+      </w:pPr>
+      <w:r>
+        <w:t xml:space="preserve">Quantities are to be sized during the detailed study; the full bill of materials is in the page</w:t>
+      </w:r>
+      <w:r>
+        <w:t xml:space="preserve"> </w:t>
+      </w:r>
+      <w:r>
+        <w:rPr>
+          <w:iCs/>
+          <w:i/>
+        </w:rPr>
+        <w:t xml:space="preserve">Deployment plan — high-availability infrastructure in Senegal</w:t>
+      </w:r>
+      <w:r>
+        <w:t xml:space="preserve">.</w:t>
+      </w:r>
+    </w:p>
+    <w:tbl>
+      <w:tblPr>
+        <w:tblStyle w:val="Table"/>
+        <w:tblW w:type="auto" w:w="0"/>
+        <w:tblLook w:firstRow="1" w:lastRow="0" w:firstColumn="0" w:lastColumn="0" w:noHBand="0" w:noVBand="0" w:val="0020"/>
+        <w:jc w:val="start"/>
+      </w:tblPr>
+      <w:tblGrid>
+        <w:gridCol w:w="1980"/>
+        <w:gridCol w:w="1980"/>
+        <w:gridCol w:w="1980"/>
+        <w:gridCol w:w="1980"/>
+      </w:tblGrid>
+      <w:tr>
+        <w:trPr>
+          <w:tblHeader w:val="true"/>
+        </w:trPr>
+        <w:tc>
+          <w:tcPr/>
+          <w:p>
+            <w:pPr>
+              <w:pStyle w:val="Compact"/>
+              <w:jc w:val="left"/>
+            </w:pPr>
+            <w:r>
+              <w:t xml:space="preserve">Equipment</w:t>
+            </w:r>
+          </w:p>
+        </w:tc>
+        <w:tc>
+          <w:tcPr/>
+          <w:p>
+            <w:pPr>
+              <w:pStyle w:val="Compact"/>
+              <w:jc w:val="left"/>
+            </w:pPr>
+            <w:r>
+              <w:t xml:space="preserve">Site A</w:t>
+            </w:r>
+          </w:p>
+        </w:tc>
+        <w:tc>
+          <w:tcPr/>
+          <w:p>
+            <w:pPr>
+              <w:pStyle w:val="Compact"/>
+              <w:jc w:val="left"/>
+            </w:pPr>
+            <w:r>
+              <w:t xml:space="preserve">Site B</w:t>
+            </w:r>
+          </w:p>
+        </w:tc>
+        <w:tc>
+          <w:tcPr/>
+          <w:p>
+            <w:pPr>
+              <w:pStyle w:val="Compact"/>
+              <w:jc w:val="left"/>
+            </w:pPr>
+            <w:r>
+              <w:t xml:space="preserve">Site C</w:t>
+            </w:r>
+          </w:p>
+        </w:tc>
+      </w:tr>
+      <w:tr>
+        <w:tc>
+          <w:tcPr/>
+          <w:p>
+            <w:pPr>
+              <w:pStyle w:val="Compact"/>
+              <w:jc w:val="left"/>
+            </w:pPr>
+            <w:r>
+              <w:t xml:space="preserve">Routers (two carriers), firewalls, switches</w:t>
+            </w:r>
+          </w:p>
+        </w:tc>
+        <w:tc>
+          <w:tcPr/>
+          <w:p>
+            <w:pPr>
+              <w:pStyle w:val="Compact"/>
+              <w:jc w:val="left"/>
+            </w:pPr>
+            <w:r>
+              <w:t xml:space="preserve">In pairs</w:t>
+            </w:r>
+          </w:p>
+        </w:tc>
+        <w:tc>
+          <w:tcPr/>
+          <w:p>
+            <w:pPr>
+              <w:pStyle w:val="Compact"/>
+              <w:jc w:val="left"/>
+            </w:pPr>
+            <w:r>
+              <w:t xml:space="preserve">In pairs</w:t>
+            </w:r>
+          </w:p>
+        </w:tc>
+        <w:tc>
+          <w:tcPr/>
+          <w:p>
+            <w:pPr>
+              <w:pStyle w:val="Compact"/>
+              <w:jc w:val="left"/>
+            </w:pPr>
+            <w:r>
+              <w:t xml:space="preserve">Depending on the site</w:t>
+            </w:r>
+          </w:p>
+        </w:tc>
+      </w:tr>
+      <w:tr>
+        <w:tc>
+          <w:tcPr/>
+          <w:p>
+            <w:pPr>
+              <w:pStyle w:val="Compact"/>
+              <w:jc w:val="left"/>
+            </w:pPr>
+            <w:r>
+              <w:t xml:space="preserve">Load balancers and WAF</w:t>
+            </w:r>
+          </w:p>
+        </w:tc>
+        <w:tc>
+          <w:tcPr/>
+          <w:p>
+            <w:pPr>
+              <w:pStyle w:val="Compact"/>
+              <w:jc w:val="left"/>
+            </w:pPr>
+            <w:r>
+              <w:t xml:space="preserve">Pair</w:t>
+            </w:r>
+          </w:p>
+        </w:tc>
+        <w:tc>
+          <w:tcPr/>
+          <w:p>
+            <w:pPr>
+              <w:pStyle w:val="Compact"/>
+              <w:jc w:val="left"/>
+            </w:pPr>
+            <w:r>
+              <w:t xml:space="preserve">Pair</w:t>
+            </w:r>
+          </w:p>
+        </w:tc>
+        <w:tc>
+          <w:tcPr/>
+          <w:p>
+            <w:pPr>
+              <w:pStyle w:val="Compact"/>
+              <w:jc w:val="left"/>
+            </w:pPr>
+            <w:r>
+              <w:t xml:space="preserve">—</w:t>
+            </w:r>
+          </w:p>
+        </w:tc>
+      </w:tr>
+      <w:tr>
+        <w:tc>
+          <w:tcPr/>
+          <w:p>
+            <w:pPr>
+              <w:pStyle w:val="Compact"/>
+              <w:jc w:val="left"/>
+            </w:pPr>
+            <w:r>
+              <w:t xml:space="preserve">Runtime platform servers (Kubernetes or equivalent)</w:t>
+            </w:r>
+          </w:p>
+        </w:tc>
+        <w:tc>
+          <w:tcPr/>
+          <w:p>
+            <w:pPr>
+              <w:pStyle w:val="Compact"/>
+              <w:jc w:val="left"/>
+            </w:pPr>
+            <w:r>
+              <w:t xml:space="preserve">3 control-plane nodes + worker nodes to be sized</w:t>
+            </w:r>
+          </w:p>
+        </w:tc>
+        <w:tc>
+          <w:tcPr/>
+          <w:p>
+            <w:pPr>
+              <w:pStyle w:val="Compact"/>
+              <w:jc w:val="left"/>
+            </w:pPr>
+            <w:r>
+              <w:t xml:space="preserve">Same</w:t>
+            </w:r>
+          </w:p>
+        </w:tc>
+        <w:tc>
+          <w:tcPr/>
+          <w:p>
+            <w:pPr>
+              <w:pStyle w:val="Compact"/>
+              <w:jc w:val="left"/>
+            </w:pPr>
+            <w:r>
+              <w:t xml:space="preserve">—</w:t>
+            </w:r>
+          </w:p>
+        </w:tc>
+      </w:tr>
+      <w:tr>
+        <w:tc>
+          <w:tcPr/>
+          <w:p>
+            <w:pPr>
+              <w:pStyle w:val="Compact"/>
+              <w:jc w:val="left"/>
+            </w:pPr>
+            <w:r>
+              <w:t xml:space="preserve">Database servers</w:t>
+            </w:r>
+          </w:p>
+        </w:tc>
+        <w:tc>
+          <w:tcPr/>
+          <w:p>
+            <w:pPr>
+              <w:pStyle w:val="Compact"/>
+              <w:jc w:val="left"/>
+            </w:pPr>
+            <w:r>
+              <w:t xml:space="preserve">At least 2</w:t>
+            </w:r>
+          </w:p>
+        </w:tc>
+        <w:tc>
+          <w:tcPr/>
+          <w:p>
+            <w:pPr>
+              <w:pStyle w:val="Compact"/>
+              <w:jc w:val="left"/>
+            </w:pPr>
+            <w:r>
+              <w:t xml:space="preserve">At least 2</w:t>
+            </w:r>
+          </w:p>
+        </w:tc>
+        <w:tc>
+          <w:tcPr/>
+          <w:p>
+            <w:pPr>
+              <w:pStyle w:val="Compact"/>
+              <w:jc w:val="left"/>
+            </w:pPr>
+            <w:r>
+              <w:t xml:space="preserve">—</w:t>
+            </w:r>
+          </w:p>
+        </w:tc>
+      </w:tr>
+      <w:tr>
+        <w:tc>
+          <w:tcPr/>
+          <w:p>
+            <w:pPr>
+              <w:pStyle w:val="Compact"/>
+              <w:jc w:val="left"/>
+            </w:pPr>
+            <w:r>
+              <w:t xml:space="preserve">Object storage</w:t>
+            </w:r>
+          </w:p>
+        </w:tc>
+        <w:tc>
+          <w:tcPr/>
+          <w:p>
+            <w:pPr>
+              <w:pStyle w:val="Compact"/>
+              <w:jc w:val="left"/>
+            </w:pPr>
+            <w:r>
+              <w:t xml:space="preserve">At least 4 nodes</w:t>
+            </w:r>
+          </w:p>
+        </w:tc>
+        <w:tc>
+          <w:tcPr/>
+          <w:p>
+            <w:pPr>
+              <w:pStyle w:val="Compact"/>
+              <w:jc w:val="left"/>
+            </w:pPr>
+            <w:r>
+              <w:t xml:space="preserve">At least 4 nodes</w:t>
+            </w:r>
+          </w:p>
+        </w:tc>
+        <w:tc>
+          <w:tcPr/>
+          <w:p>
+            <w:pPr>
+              <w:pStyle w:val="Compact"/>
+              <w:jc w:val="left"/>
+            </w:pPr>
+            <w:r>
+              <w:t xml:space="preserve">Immutable storage</w:t>
+            </w:r>
+          </w:p>
+        </w:tc>
+      </w:tr>
+      <w:tr>
+        <w:tc>
+          <w:tcPr/>
+          <w:p>
+            <w:pPr>
+              <w:pStyle w:val="Compact"/>
+              <w:jc w:val="left"/>
+            </w:pPr>
+            <w:r>
+              <w:t xml:space="preserve">HSM</w:t>
+            </w:r>
+          </w:p>
+        </w:tc>
+        <w:tc>
+          <w:tcPr/>
+          <w:p>
+            <w:pPr>
+              <w:pStyle w:val="Compact"/>
+              <w:jc w:val="left"/>
+            </w:pPr>
+            <w:r>
+              <w:t xml:space="preserve">2</w:t>
+            </w:r>
+          </w:p>
+        </w:tc>
+        <w:tc>
+          <w:tcPr/>
+          <w:p>
+            <w:pPr>
+              <w:pStyle w:val="Compact"/>
+              <w:jc w:val="left"/>
+            </w:pPr>
+            <w:r>
+              <w:t xml:space="preserve">2</w:t>
+            </w:r>
+          </w:p>
+        </w:tc>
+        <w:tc>
+          <w:tcPr/>
+          <w:p>
+            <w:pPr>
+              <w:pStyle w:val="Compact"/>
+              <w:jc w:val="left"/>
+            </w:pPr>
+            <w:r>
+              <w:t xml:space="preserve">Key backup in a safe</w:t>
+            </w:r>
+          </w:p>
+        </w:tc>
+      </w:tr>
+      <w:tr>
+        <w:tc>
+          <w:tcPr/>
+          <w:p>
+            <w:pPr>
+              <w:pStyle w:val="Compact"/>
+              <w:jc w:val="left"/>
+            </w:pPr>
+            <w:r>
+              <w:t xml:space="preserve">Backup</w:t>
+            </w:r>
+          </w:p>
+        </w:tc>
+        <w:tc>
+          <w:tcPr/>
+          <w:p>
+            <w:pPr>
+              <w:pStyle w:val="Compact"/>
+              <w:jc w:val="left"/>
+            </w:pPr>
+            <w:r>
+              <w:t xml:space="preserve">Backup server</w:t>
+            </w:r>
+          </w:p>
+        </w:tc>
+        <w:tc>
+          <w:tcPr/>
+          <w:p>
+            <w:pPr>
+              <w:pStyle w:val="Compact"/>
+              <w:jc w:val="left"/>
+            </w:pPr>
+            <w:r>
+              <w:t xml:space="preserve">Backup server</w:t>
+            </w:r>
+          </w:p>
+        </w:tc>
+        <w:tc>
+          <w:tcPr/>
+          <w:p>
+            <w:pPr>
+              <w:pStyle w:val="Compact"/>
+              <w:jc w:val="left"/>
+            </w:pPr>
+            <w:r>
+              <w:t xml:space="preserve">Immutable appliance, offline tapes or disks</w:t>
+            </w:r>
+          </w:p>
+        </w:tc>
+      </w:tr>
+      <w:tr>
+        <w:tc>
+          <w:tcPr/>
+          <w:p>
+            <w:pPr>
+              <w:pStyle w:val="Compact"/>
+              <w:jc w:val="left"/>
+            </w:pPr>
+            <w:r>
+              <w:t xml:space="preserve">Bastions and monitoring collectors</w:t>
+            </w:r>
+          </w:p>
+        </w:tc>
+        <w:tc>
+          <w:tcPr/>
+          <w:p>
+            <w:pPr>
+              <w:pStyle w:val="Compact"/>
+              <w:jc w:val="left"/>
+            </w:pPr>
+            <w:r>
+              <w:t xml:space="preserve">2</w:t>
+            </w:r>
+          </w:p>
+        </w:tc>
+        <w:tc>
+          <w:tcPr/>
+          <w:p>
+            <w:pPr>
+              <w:pStyle w:val="Compact"/>
+              <w:jc w:val="left"/>
+            </w:pPr>
+            <w:r>
+              <w:t xml:space="preserve">2</w:t>
+            </w:r>
+          </w:p>
+        </w:tc>
+        <w:tc>
+          <w:tcPr/>
+          <w:p>
+            <w:pPr>
+              <w:pStyle w:val="Compact"/>
+              <w:jc w:val="left"/>
+            </w:pPr>
+            <w:r>
+              <w:t xml:space="preserve">—</w:t>
+            </w:r>
+          </w:p>
+        </w:tc>
+      </w:tr>
+    </w:tbl>
+    <w:bookmarkEnd w:id="33"/>
+    <w:bookmarkStart w:id="34" w:name="power-supply-recommendation"/>
     <w:p>
       <w:pPr>
         <w:pStyle w:val="Heading3"/>
@@ -4103,9 +5335,9 @@
         <w:t xml:space="preserve">whose autonomy is sized according to the frequency and duration of power cuts observed on site and, for isolated posts, by a generator. Running on battery must allow ongoing checks to be completed and equipment to be shut down cleanly.</w:t>
       </w:r>
     </w:p>
-    <w:bookmarkEnd w:id="32"/>
-    <w:bookmarkEnd w:id="33"/>
-    <w:bookmarkStart w:id="39" w:name="installing-a-counter-workstation"/>
+    <w:bookmarkEnd w:id="34"/>
+    <w:bookmarkEnd w:id="35"/>
+    <w:bookmarkStart w:id="41" w:name="installing-a-counter-workstation"/>
     <w:p>
       <w:pPr>
         <w:pStyle w:val="Heading2"/>
@@ -4114,7 +5346,7 @@
         <w:t xml:space="preserve">Installing a counter workstation</w:t>
       </w:r>
     </w:p>
-    <w:bookmarkStart w:id="34" w:name="X931c92224542b2650966502e9bd79482e5e5213"/>
+    <w:bookmarkStart w:id="36" w:name="X931c92224542b2650966502e9bd79482e5e5213"/>
     <w:p>
       <w:pPr>
         <w:pStyle w:val="Heading3"/>
@@ -4187,8 +5419,8 @@
         <w:t xml:space="preserve">(required by the NFC bridge).</w:t>
       </w:r>
     </w:p>
-    <w:bookmarkEnd w:id="34"/>
-    <w:bookmarkStart w:id="36" w:name="Xe3968c9f7026a180f90417325de9a4b453316fe"/>
+    <w:bookmarkEnd w:id="36"/>
+    <w:bookmarkStart w:id="38" w:name="Xe3968c9f7026a180f90417325de9a4b453316fe"/>
     <w:p>
       <w:pPr>
         <w:pStyle w:val="Heading3"/>
@@ -4517,7 +5749,7 @@
       <w:r>
         <w:t xml:space="preserve"> </w:t>
       </w:r>
-      <w:hyperlink r:id="rId35">
+      <w:hyperlink r:id="rId37">
         <w:r>
           <w:rPr>
             <w:rStyle w:val="Hyperlink"/>
@@ -4696,8 +5928,8 @@
         <w:t xml:space="preserve">.</w:t>
       </w:r>
     </w:p>
-    <w:bookmarkEnd w:id="36"/>
-    <w:bookmarkStart w:id="37" w:name="X420e3451f6b58c27fb5ef247ece2cd8abb8ab19"/>
+    <w:bookmarkEnd w:id="38"/>
+    <w:bookmarkStart w:id="39" w:name="X420e3451f6b58c27fb5ef247ece2cd8abb8ab19"/>
     <w:p>
       <w:pPr>
         <w:pStyle w:val="Heading3"/>
@@ -4867,8 +6099,8 @@
         <w:t xml:space="preserve">Sign out of the administrator account; the officer then signs in with their own account.</w:t>
       </w:r>
     </w:p>
-    <w:bookmarkEnd w:id="37"/>
-    <w:bookmarkStart w:id="38" w:name="X161414c13cbe960b1dc0db590062fffb78dc46c"/>
+    <w:bookmarkEnd w:id="39"/>
+    <w:bookmarkStart w:id="40" w:name="X161414c13cbe960b1dc0db590062fffb78dc46c"/>
     <w:p>
       <w:pPr>
         <w:pStyle w:val="Heading3"/>
@@ -4979,9 +6211,9 @@
         <w:t xml:space="preserve">Run the checks without confirming the decision, or confirm only on an acceptance environment.</w:t>
       </w:r>
     </w:p>
-    <w:bookmarkEnd w:id="38"/>
-    <w:bookmarkEnd w:id="39"/>
-    <w:bookmarkStart w:id="40" w:name="installing-an-egate-kiosk"/>
+    <w:bookmarkEnd w:id="40"/>
+    <w:bookmarkEnd w:id="41"/>
+    <w:bookmarkStart w:id="42" w:name="installing-an-egate-kiosk"/>
     <w:p>
       <w:pPr>
         <w:pStyle w:val="Heading2"/>
@@ -5375,8 +6607,8 @@
         <w:t xml:space="preserve">.</w:t>
       </w:r>
     </w:p>
-    <w:bookmarkEnd w:id="40"/>
-    <w:bookmarkStart w:id="41" w:name="installing-the-dpaf-space"/>
+    <w:bookmarkEnd w:id="42"/>
+    <w:bookmarkStart w:id="43" w:name="installing-the-dpaf-space"/>
     <w:p>
       <w:pPr>
         <w:pStyle w:val="Heading2"/>
@@ -5486,8 +6718,8 @@
         <w:t xml:space="preserve">For Treasury officers, provide access from DGCPT premises according to the chosen security policy.</w:t>
       </w:r>
     </w:p>
-    <w:bookmarkEnd w:id="41"/>
-    <w:bookmarkStart w:id="48" w:name="software-installation-of-the-platform"/>
+    <w:bookmarkEnd w:id="43"/>
+    <w:bookmarkStart w:id="50" w:name="software-installation-of-the-platform"/>
     <w:p>
       <w:pPr>
         <w:pStyle w:val="Heading2"/>
@@ -5496,7 +6728,7 @@
         <w:t xml:space="preserve">Software installation of the platform</w:t>
       </w:r>
     </w:p>
-    <w:bookmarkStart w:id="42" w:name="prerequisites"/>
+    <w:bookmarkStart w:id="44" w:name="prerequisites"/>
     <w:p>
       <w:pPr>
         <w:pStyle w:val="Heading3"/>
@@ -5563,8 +6795,8 @@
         <w:t xml:space="preserve">For the demonstrator: a Netlify account. No database is required.</w:t>
       </w:r>
     </w:p>
-    <w:bookmarkEnd w:id="42"/>
-    <w:bookmarkStart w:id="43" w:name="local-installation-and-tests"/>
+    <w:bookmarkEnd w:id="44"/>
+    <w:bookmarkStart w:id="45" w:name="local-installation-and-tests"/>
     <w:p>
       <w:pPr>
         <w:pStyle w:val="Heading3"/>
@@ -5783,8 +7015,8 @@
         <w:t xml:space="preserve">). These defaults do not exist on Netlify.</w:t>
       </w:r>
     </w:p>
-    <w:bookmarkEnd w:id="43"/>
-    <w:bookmarkStart w:id="44" w:name="netlify-deployment-demonstrator"/>
+    <w:bookmarkEnd w:id="45"/>
+    <w:bookmarkStart w:id="46" w:name="netlify-deployment-demonstrator"/>
     <w:p>
       <w:pPr>
         <w:pStyle w:val="Heading3"/>
@@ -6005,8 +7237,8 @@
         <w:t xml:space="preserve">A failing test blocks the deployment.</w:t>
       </w:r>
     </w:p>
-    <w:bookmarkEnd w:id="44"/>
-    <w:bookmarkStart w:id="45" w:name="environment-variables"/>
+    <w:bookmarkEnd w:id="46"/>
+    <w:bookmarkStart w:id="47" w:name="environment-variables"/>
     <w:p>
       <w:pPr>
         <w:pStyle w:val="Heading3"/>
@@ -6136,7 +7368,7 @@
               <w:jc w:val="left"/>
             </w:pPr>
             <w:r>
-              <w:t xml:space="preserve">Signs sessions and e-Visa / WawPass QR codes. Without it, the API returns an error.</w:t>
+              <w:t xml:space="preserve">Signs sessions and e-Visa QR codes (and former WawPass receipts). Without it, the API returns an error.</w:t>
             </w:r>
           </w:p>
         </w:tc>
@@ -6864,8 +8096,8 @@
         <w:t xml:space="preserve">scope; redeploy after every change.</w:t>
       </w:r>
     </w:p>
-    <w:bookmarkEnd w:id="45"/>
-    <w:bookmarkStart w:id="46" w:name="secrets-handling"/>
+    <w:bookmarkEnd w:id="47"/>
+    <w:bookmarkStart w:id="48" w:name="secrets-handling"/>
     <w:p>
       <w:pPr>
         <w:pStyle w:val="Heading3"/>
@@ -6995,7 +8227,7 @@
           <w:bCs/>
           <w:b/>
         </w:rPr>
-        <w:t xml:space="preserve">invalidates every e-Visa and WawPass QR code already issued</w:t>
+        <w:t xml:space="preserve">invalidates every e-Visa QR code (and former WawPass receipt) already issued</w:t>
       </w:r>
       <w:r>
         <w:t xml:space="preserve">: plan this operation.</w:t>
@@ -7013,8 +8245,8 @@
         <w:t xml:space="preserve">In national production, keys are kept in an HSM (To be developed).</w:t>
       </w:r>
     </w:p>
-    <w:bookmarkEnd w:id="46"/>
-    <w:bookmarkStart w:id="47" w:name="initial-accounts-and-passwords"/>
+    <w:bookmarkEnd w:id="48"/>
+    <w:bookmarkStart w:id="49" w:name="initial-accounts-and-passwords"/>
     <w:p>
       <w:pPr>
         <w:pStyle w:val="Heading3"/>
@@ -7197,9 +8429,9 @@
         <w:t xml:space="preserve">Users cannot change their own password in this version: changes go through an administrator.</w:t>
       </w:r>
     </w:p>
-    <w:bookmarkEnd w:id="47"/>
-    <w:bookmarkEnd w:id="48"/>
-    <w:bookmarkStart w:id="54" w:name="mobile-apps"/>
+    <w:bookmarkEnd w:id="49"/>
+    <w:bookmarkEnd w:id="50"/>
+    <w:bookmarkStart w:id="56" w:name="mobile-apps"/>
     <w:p>
       <w:pPr>
         <w:pStyle w:val="Heading2"/>
@@ -7464,7 +8696,7 @@
         <w:t xml:space="preserve">Before any public release for Senegal, the API address must point to the national platform.</w:t>
       </w:r>
     </w:p>
-    <w:bookmarkStart w:id="49" w:name="automated-publishing"/>
+    <w:bookmarkStart w:id="51" w:name="automated-publishing"/>
     <w:p>
       <w:pPr>
         <w:pStyle w:val="Heading3"/>
@@ -7722,8 +8954,8 @@
         </w:tc>
       </w:tr>
     </w:tbl>
-    <w:bookmarkEnd w:id="49"/>
-    <w:bookmarkStart w:id="50" w:name="installing-the-app-on-iphone"/>
+    <w:bookmarkEnd w:id="51"/>
+    <w:bookmarkStart w:id="52" w:name="installing-the-app-on-iphone"/>
     <w:p>
       <w:pPr>
         <w:pStyle w:val="Heading3"/>
@@ -7811,8 +9043,8 @@
         <w:t xml:space="preserve">NFC only works on a real iPhone.</w:t>
       </w:r>
     </w:p>
-    <w:bookmarkEnd w:id="50"/>
-    <w:bookmarkStart w:id="51" w:name="installing-the-app-on-android"/>
+    <w:bookmarkEnd w:id="52"/>
+    <w:bookmarkStart w:id="53" w:name="installing-the-app-on-android"/>
     <w:p>
       <w:pPr>
         <w:pStyle w:val="Heading3"/>
@@ -7906,8 +9138,8 @@
         <w:t xml:space="preserve">in the phone settings.</w:t>
       </w:r>
     </w:p>
-    <w:bookmarkEnd w:id="51"/>
-    <w:bookmarkStart w:id="52" w:name="nfc-tips-for-testers"/>
+    <w:bookmarkEnd w:id="53"/>
+    <w:bookmarkStart w:id="54" w:name="nfc-tips-for-testers"/>
     <w:p>
       <w:pPr>
         <w:pStyle w:val="Heading3"/>
@@ -7952,8 +9184,8 @@
         <w:t xml:space="preserve">Stay still during reading; if it fails, check the MRZ (a single error prevents the chip from opening).</w:t>
       </w:r>
     </w:p>
-    <w:bookmarkEnd w:id="52"/>
-    <w:bookmarkStart w:id="53" w:name="developer-account"/>
+    <w:bookmarkEnd w:id="54"/>
+    <w:bookmarkStart w:id="55" w:name="developer-account"/>
     <w:p>
       <w:pPr>
         <w:pStyle w:val="Heading3"/>
@@ -8024,9 +9256,9 @@
         <w:t xml:space="preserve">: verification of the chip signature against CSCA certificates (ICAO PKD) in the Flutter app, and the exact list of data sent to the server, must be confirmed when the app is delivered.</w:t>
       </w:r>
     </w:p>
-    <w:bookmarkEnd w:id="53"/>
-    <w:bookmarkEnd w:id="54"/>
-    <w:bookmarkStart w:id="55" w:name="airline-onboarding"/>
+    <w:bookmarkEnd w:id="55"/>
+    <w:bookmarkEnd w:id="56"/>
+    <w:bookmarkStart w:id="57" w:name="airline-onboarding"/>
     <w:p>
       <w:pPr>
         <w:pStyle w:val="Heading2"/>
@@ -8591,8 +9823,8 @@
         <w:t xml:space="preserve">) serve as a format reference. PNRGOV (EDIFACT) messages go through a converter. A compromised key is replaced without delay.</w:t>
       </w:r>
     </w:p>
-    <w:bookmarkEnd w:id="55"/>
-    <w:bookmarkStart w:id="56" w:name="treasury-dgcpt-onboarding"/>
+    <w:bookmarkEnd w:id="57"/>
+    <w:bookmarkStart w:id="58" w:name="treasury-dgcpt-onboarding"/>
     <w:p>
       <w:pPr>
         <w:pStyle w:val="Heading2"/>
@@ -8815,8 +10047,8 @@
         <w:t xml:space="preserve">: in the demonstrator, invoices come from the demo dataset. Issuing real invoices (airline declarations, IATA rate, WawID count) must be implemented before operations.</w:t>
       </w:r>
     </w:p>
-    <w:bookmarkEnd w:id="56"/>
-    <w:bookmarkStart w:id="57" w:name="training-plan-recommendation"/>
+    <w:bookmarkEnd w:id="58"/>
+    <w:bookmarkStart w:id="59" w:name="training-plan-recommendation"/>
     <w:p>
       <w:pPr>
         <w:pStyle w:val="Heading2"/>
@@ -9054,7 +10286,7 @@
               <w:jc w:val="left"/>
             </w:pPr>
             <w:r>
-              <w:t xml:space="preserve">Accounts, settings, NFC bridge, keys, backups, incidents</w:t>
+              <w:t xml:space="preserve">Accounts, settings, NFC bridge, keys, backups, incidents, failover and restoration</w:t>
             </w:r>
           </w:p>
         </w:tc>
@@ -9078,6 +10310,19 @@
               </w:rPr>
               <w:t xml:space="preserve">Deployment and configuration</w:t>
             </w:r>
+            <w:r>
+              <w:t xml:space="preserve">;</w:t>
+            </w:r>
+            <w:r>
+              <w:t xml:space="preserve"> </w:t>
+            </w:r>
+            <w:r>
+              <w:rPr>
+                <w:iCs/>
+                <w:i/>
+              </w:rPr>
+              <w:t xml:space="preserve">Deployment plan — high-availability infrastructure in Senegal</w:t>
+            </w:r>
           </w:p>
         </w:tc>
       </w:tr>
@@ -9250,8 +10495,8 @@
         <w:t xml:space="preserve">trained in first-level diagnosis.</w:t>
       </w:r>
     </w:p>
-    <w:bookmarkEnd w:id="57"/>
-    <w:bookmarkStart w:id="58" w:name="support-and-escalation-recommendation"/>
+    <w:bookmarkEnd w:id="59"/>
+    <w:bookmarkStart w:id="60" w:name="support-and-escalation-recommendation"/>
     <w:p>
       <w:pPr>
         <w:pStyle w:val="Heading2"/>
@@ -9372,19 +10617,19 @@
               <w:jc w:val="left"/>
             </w:pPr>
             <w:r>
-              <w:t xml:space="preserve">Operator support</w:t>
-            </w:r>
-          </w:p>
-        </w:tc>
-        <w:tc>
-          <w:tcPr/>
-          <w:p>
-            <w:pPr>
-              <w:pStyle w:val="Compact"/>
-              <w:jc w:val="left"/>
-            </w:pPr>
-            <w:r>
-              <w:t xml:space="preserve">Accounts, settings, network, NFC bridge, connectors, application incidents</w:t>
+              <w:t xml:space="preserve">Operator support and 24/7 network operations center (NOC)</w:t>
+            </w:r>
+          </w:p>
+        </w:tc>
+        <w:tc>
+          <w:tcPr/>
+          <w:p>
+            <w:pPr>
+              <w:pStyle w:val="Compact"/>
+              <w:jc w:val="left"/>
+            </w:pPr>
+            <w:r>
+              <w:t xml:space="preserve">Accounts, settings, network, NFC bridge, connectors, application incidents, status of central sites and links</w:t>
             </w:r>
           </w:p>
         </w:tc>
@@ -9465,17 +10710,55 @@
           </w:p>
         </w:tc>
       </w:tr>
+      <w:tr>
+        <w:tc>
+          <w:tcPr/>
+          <w:p>
+            <w:pPr>
+              <w:pStyle w:val="Compact"/>
+              <w:jc w:val="left"/>
+            </w:pPr>
+            <w:r>
+              <w:t xml:space="preserve">Crisis</w:t>
+            </w:r>
+          </w:p>
+        </w:tc>
+        <w:tc>
+          <w:tcPr/>
+          <w:p>
+            <w:pPr>
+              <w:pStyle w:val="Compact"/>
+              <w:jc w:val="left"/>
+            </w:pPr>
+            <w:r>
+              <w:t xml:space="preserve">Crisis unit (operator, DPAF)</w:t>
+            </w:r>
+          </w:p>
+        </w:tc>
+        <w:tc>
+          <w:tcPr/>
+          <w:p>
+            <w:pPr>
+              <w:pStyle w:val="Compact"/>
+              <w:jc w:val="left"/>
+            </w:pPr>
+            <w:r>
+              <w:t xml:space="preserve">Loss of a central site, ransomware, prolonged degraded mode</w:t>
+            </w:r>
+          </w:p>
+        </w:tc>
+      </w:tr>
     </w:tbl>
     <w:p>
       <w:pPr>
         <w:pStyle w:val="BodyText"/>
       </w:pPr>
       <w:r>
-        <w:t xml:space="preserve">Contact details, hours and response times for each level are set with the DPAF before go-live and displayed in each post.</w:t>
-      </w:r>
-    </w:p>
-    <w:bookmarkEnd w:id="58"/>
-    <w:bookmarkStart w:id="59" w:name="acceptance-testing"/>
+        <w:t xml:space="preserve">Contact details, hours and response times for each level are set with the DPAF before go-live and displayed in each post. Planned maintenance is announced in advance to posts, airlines and the Treasury.</w:t>
+      </w:r>
+    </w:p>
+    <w:bookmarkEnd w:id="60"/>
+    <w:bookmarkStart w:id="61" w:name="acceptance-testing"/>
     <w:p>
       <w:pPr>
         <w:pStyle w:val="Heading2"/>
@@ -10015,32 +11298,53 @@
               <w:jc w:val="left"/>
             </w:pPr>
             <w:r>
-              <w:t xml:space="preserve">WawPass verified twice</w:t>
-            </w:r>
-          </w:p>
-        </w:tc>
-        <w:tc>
-          <w:tcPr/>
-          <w:p>
-            <w:pPr>
-              <w:pStyle w:val="Compact"/>
-              <w:jc w:val="left"/>
-            </w:pPr>
-            <w:r>
-              <w:t xml:space="preserve">First verification</w:t>
-            </w:r>
-            <w:r>
-              <w:t xml:space="preserve"> </w:t>
-            </w:r>
-            <w:r>
               <w:rPr>
                 <w:bCs/>
                 <w:b/>
               </w:rPr>
-              <w:t xml:space="preserve">Valid</w:t>
-            </w:r>
-            <w:r>
-              <w:t xml:space="preserve">, second "Receipt already used"</w:t>
+              <w:t xml:space="preserve">Security fee</w:t>
+            </w:r>
+            <w:r>
+              <w:t xml:space="preserve"> </w:t>
+            </w:r>
+            <w:r>
+              <w:t xml:space="preserve">card on the traveler portal</w:t>
+            </w:r>
+          </w:p>
+        </w:tc>
+        <w:tc>
+          <w:tcPr/>
+          <w:p>
+            <w:pPr>
+              <w:pStyle w:val="Compact"/>
+              <w:jc w:val="left"/>
+            </w:pPr>
+            <w:r>
+              <w:t xml:space="preserve">Information page "You have nothing to pay", fee included in the ticket; no form and no payment request;</w:t>
+            </w:r>
+            <w:r>
+              <w:t xml:space="preserve"> </w:t>
+            </w:r>
+            <w:r>
+              <w:rPr>
+                <w:rStyle w:val="VerbatimChar"/>
+              </w:rPr>
+              <w:t xml:space="preserve">POST /api/public/pass</w:t>
+            </w:r>
+            <w:r>
+              <w:t xml:space="preserve"> </w:t>
+            </w:r>
+            <w:r>
+              <w:t xml:space="preserve">answers</w:t>
+            </w:r>
+            <w:r>
+              <w:t xml:space="preserve"> </w:t>
+            </w:r>
+            <w:r>
+              <w:rPr>
+                <w:rStyle w:val="VerbatimChar"/>
+              </w:rPr>
+              <w:t xml:space="preserve">410</w:t>
             </w:r>
           </w:p>
         </w:tc>
@@ -10470,7 +11774,7 @@
               <w:jc w:val="left"/>
             </w:pPr>
             <w:r>
-              <w:t xml:space="preserve">16</w:t>
+              <w:t xml:space="preserve">18</w:t>
             </w:r>
           </w:p>
         </w:tc>
@@ -10494,21 +11798,21 @@
               <w:jc w:val="left"/>
             </w:pPr>
             <w:r>
-              <w:t xml:space="preserve">Checks continue; resynchronization when the link returns</w:t>
-            </w:r>
-          </w:p>
-        </w:tc>
-      </w:tr>
-      <w:tr>
-        <w:tc>
-          <w:tcPr/>
-          <w:p>
-            <w:pPr>
-              <w:pStyle w:val="Compact"/>
-              <w:jc w:val="left"/>
-            </w:pPr>
-            <w:r>
-              <w:t xml:space="preserve">17</w:t>
+              <w:t xml:space="preserve">Checks continue; resynchronization when the link returns, with no loss or duplicate</w:t>
+            </w:r>
+          </w:p>
+        </w:tc>
+      </w:tr>
+      <w:tr>
+        <w:tc>
+          <w:tcPr/>
+          <w:p>
+            <w:pPr>
+              <w:pStyle w:val="Compact"/>
+              <w:jc w:val="left"/>
+            </w:pPr>
+            <w:r>
+              <w:t xml:space="preserve">19</w:t>
             </w:r>
           </w:p>
         </w:tc>
@@ -10546,38 +11850,222 @@
               <w:jc w:val="left"/>
             </w:pPr>
             <w:r>
-              <w:t xml:space="preserve">18</w:t>
-            </w:r>
-          </w:p>
-        </w:tc>
-        <w:tc>
-          <w:tcPr/>
-          <w:p>
-            <w:pPr>
-              <w:pStyle w:val="Compact"/>
-              <w:jc w:val="left"/>
-            </w:pPr>
-            <w:r>
-              <w:t xml:space="preserve">Backup restoration and failover to the backup site</w:t>
-            </w:r>
-          </w:p>
-        </w:tc>
-        <w:tc>
-          <w:tcPr/>
-          <w:p>
-            <w:pPr>
-              <w:pStyle w:val="Compact"/>
-              <w:jc w:val="left"/>
-            </w:pPr>
-            <w:r>
-              <w:t xml:space="preserve">RPO and RTO meet the objectives</w:t>
+              <w:t xml:space="preserve">20</w:t>
+            </w:r>
+          </w:p>
+        </w:tc>
+        <w:tc>
+          <w:tcPr/>
+          <w:p>
+            <w:pPr>
+              <w:pStyle w:val="Compact"/>
+              <w:jc w:val="left"/>
+            </w:pPr>
+            <w:r>
+              <w:t xml:space="preserve">Failover from site A to site B, then back</w:t>
+            </w:r>
+          </w:p>
+        </w:tc>
+        <w:tc>
+          <w:tcPr/>
+          <w:p>
+            <w:pPr>
+              <w:pStyle w:val="Compact"/>
+              <w:jc w:val="left"/>
+            </w:pPr>
+            <w:r>
+              <w:t xml:space="preserve">RTO of one hour at most; RPO met;</w:t>
+            </w:r>
+            <w:r>
+              <w:t xml:space="preserve"> </w:t>
+            </w:r>
+            <w:r>
+              <w:rPr>
+                <w:bCs/>
+                <w:b/>
+              </w:rPr>
+              <w:t xml:space="preserve">Chain intact</w:t>
+            </w:r>
+            <w:r>
+              <w:t xml:space="preserve"> </w:t>
+            </w:r>
+            <w:r>
+              <w:t xml:space="preserve">in the</w:t>
+            </w:r>
+            <w:r>
+              <w:t xml:space="preserve"> </w:t>
+            </w:r>
+            <w:r>
+              <w:rPr>
+                <w:bCs/>
+                <w:b/>
+              </w:rPr>
+              <w:t xml:space="preserve">Audit log</w:t>
+            </w:r>
+            <w:r>
+              <w:t xml:space="preserve"> </w:t>
+            </w:r>
+            <w:r>
+              <w:t xml:space="preserve">after failover</w:t>
+            </w:r>
+          </w:p>
+        </w:tc>
+      </w:tr>
+      <w:tr>
+        <w:tc>
+          <w:tcPr/>
+          <w:p>
+            <w:pPr>
+              <w:pStyle w:val="Compact"/>
+              <w:jc w:val="left"/>
+            </w:pPr>
+            <w:r>
+              <w:t xml:space="preserve">21</w:t>
+            </w:r>
+          </w:p>
+        </w:tc>
+        <w:tc>
+          <w:tcPr/>
+          <w:p>
+            <w:pPr>
+              <w:pStyle w:val="Compact"/>
+              <w:jc w:val="left"/>
+            </w:pPr>
+            <w:r>
+              <w:t xml:space="preserve">Full restoration from a site C copy in pre-production</w:t>
+            </w:r>
+          </w:p>
+        </w:tc>
+        <w:tc>
+          <w:tcPr/>
+          <w:p>
+            <w:pPr>
+              <w:pStyle w:val="Compact"/>
+              <w:jc w:val="left"/>
+            </w:pPr>
+            <w:r>
+              <w:t xml:space="preserve">Restoration successful; duration and data loss measured</w:t>
+            </w:r>
+          </w:p>
+        </w:tc>
+      </w:tr>
+      <w:tr>
+        <w:tc>
+          <w:tcPr/>
+          <w:p>
+            <w:pPr>
+              <w:pStyle w:val="Compact"/>
+              <w:jc w:val="left"/>
+            </w:pPr>
+            <w:r>
+              <w:t xml:space="preserve">22</w:t>
+            </w:r>
+          </w:p>
+        </w:tc>
+        <w:tc>
+          <w:tcPr/>
+          <w:p>
+            <w:pPr>
+              <w:pStyle w:val="Compact"/>
+              <w:jc w:val="left"/>
+            </w:pPr>
+            <w:r>
+              <w:t xml:space="preserve">Simulated HSM failure</w:t>
+            </w:r>
+          </w:p>
+        </w:tc>
+        <w:tc>
+          <w:tcPr/>
+          <w:p>
+            <w:pPr>
+              <w:pStyle w:val="Compact"/>
+              <w:jc w:val="left"/>
+            </w:pPr>
+            <w:r>
+              <w:t xml:space="preserve">No interruption of signing</w:t>
+            </w:r>
+          </w:p>
+        </w:tc>
+      </w:tr>
+      <w:tr>
+        <w:tc>
+          <w:tcPr/>
+          <w:p>
+            <w:pPr>
+              <w:pStyle w:val="Compact"/>
+              <w:jc w:val="left"/>
+            </w:pPr>
+            <w:r>
+              <w:t xml:space="preserve">23</w:t>
+            </w:r>
+          </w:p>
+        </w:tc>
+        <w:tc>
+          <w:tcPr/>
+          <w:p>
+            <w:pPr>
+              <w:pStyle w:val="Compact"/>
+              <w:jc w:val="left"/>
+            </w:pPr>
+            <w:r>
+              <w:t xml:space="preserve">Load test</w:t>
+            </w:r>
+          </w:p>
+        </w:tc>
+        <w:tc>
+          <w:tcPr/>
+          <w:p>
+            <w:pPr>
+              <w:pStyle w:val="Compact"/>
+              <w:jc w:val="left"/>
+            </w:pPr>
+            <w:r>
+              <w:t xml:space="preserve">AIBD peak of 15,000 travelers per hour carried by a single central site</w:t>
+            </w:r>
+          </w:p>
+        </w:tc>
+      </w:tr>
+      <w:tr>
+        <w:tc>
+          <w:tcPr/>
+          <w:p>
+            <w:pPr>
+              <w:pStyle w:val="Compact"/>
+              <w:jc w:val="left"/>
+            </w:pPr>
+            <w:r>
+              <w:t xml:space="preserve">24</w:t>
+            </w:r>
+          </w:p>
+        </w:tc>
+        <w:tc>
+          <w:tcPr/>
+          <w:p>
+            <w:pPr>
+              <w:pStyle w:val="Compact"/>
+              <w:jc w:val="left"/>
+            </w:pPr>
+            <w:r>
+              <w:t xml:space="preserve">Penetration test</w:t>
+            </w:r>
+          </w:p>
+        </w:tc>
+        <w:tc>
+          <w:tcPr/>
+          <w:p>
+            <w:pPr>
+              <w:pStyle w:val="Compact"/>
+              <w:jc w:val="left"/>
+            </w:pPr>
+            <w:r>
+              <w:t xml:space="preserve">No open critical or high vulnerability</w:t>
             </w:r>
           </w:p>
         </w:tc>
       </w:tr>
     </w:tbl>
-    <w:bookmarkEnd w:id="59"/>
-    <w:bookmarkStart w:id="60" w:name="go-live-checklist"/>
+    <w:bookmarkEnd w:id="61"/>
+    <w:bookmarkStart w:id="62" w:name="go-live-checklist"/>
     <w:p>
       <w:pPr>
         <w:pStyle w:val="Heading2"/>
@@ -10607,7 +12095,7 @@
         <w:pStyle w:val="Compact"/>
       </w:pPr>
       <w:r>
-        <w:t xml:space="preserve">National hosting operational; backup site and backups tested.</w:t>
+        <w:t xml:space="preserve">Sites A and B operational and agreements signed; site C receiving immutable and offline copies; A → B failover, switchback and restoration from site C passed.</w:t>
       </w:r>
     </w:p>
     <w:p>
@@ -10619,7 +12107,7 @@
         <w:pStyle w:val="Compact"/>
       </w:pPr>
       <w:r>
-        <w:t xml:space="preserve">Demo dataset disabled; no fictitious data in the production database.</w:t>
+        <w:t xml:space="preserve">24/7 monitoring center, SOC, on-call duty and crisis unit in place; failover and restoration procedures written.</w:t>
       </w:r>
     </w:p>
     <w:p>
@@ -10631,70 +12119,7 @@
         <w:pStyle w:val="Compact"/>
       </w:pPr>
       <w:r>
-        <w:rPr>
-          <w:rStyle w:val="VerbatimChar"/>
-        </w:rPr>
-        <w:t xml:space="preserve">SESSION_SECRET</w:t>
-      </w:r>
-      <w:r>
-        <w:t xml:space="preserve">,</w:t>
-      </w:r>
-      <w:r>
-        <w:t xml:space="preserve"> </w:t>
-      </w:r>
-      <w:r>
-        <w:rPr>
-          <w:rStyle w:val="VerbatimChar"/>
-        </w:rPr>
-        <w:t xml:space="preserve">WAWID_ADMIN_PASSWORD</w:t>
-      </w:r>
-      <w:r>
-        <w:t xml:space="preserve">,</w:t>
-      </w:r>
-      <w:r>
-        <w:t xml:space="preserve"> </w:t>
-      </w:r>
-      <w:r>
-        <w:rPr>
-          <w:rStyle w:val="VerbatimChar"/>
-        </w:rPr>
-        <w:t xml:space="preserve">WAWID_GATE_KEY</w:t>
-      </w:r>
-      <w:r>
-        <w:t xml:space="preserve"> </w:t>
-      </w:r>
-      <w:r>
-        <w:t xml:space="preserve">and</w:t>
-      </w:r>
-      <w:r>
-        <w:t xml:space="preserve"> </w:t>
-      </w:r>
-      <w:r>
-        <w:rPr>
-          <w:rStyle w:val="VerbatimChar"/>
-        </w:rPr>
-        <w:t xml:space="preserve">WAWID_CARRIER_KEYS</w:t>
-      </w:r>
-      <w:r>
-        <w:t xml:space="preserve"> </w:t>
-      </w:r>
-      <w:r>
-        <w:t xml:space="preserve">set;</w:t>
-      </w:r>
-      <w:r>
-        <w:t xml:space="preserve"> </w:t>
-      </w:r>
-      <w:r>
-        <w:rPr>
-          <w:rStyle w:val="VerbatimChar"/>
-        </w:rPr>
-        <w:t xml:space="preserve">WAWID_DEMO_PASSWORD</w:t>
-      </w:r>
-      <w:r>
-        <w:t xml:space="preserve"> </w:t>
-      </w:r>
-      <w:r>
-        <w:t xml:space="preserve">absent.</w:t>
+        <w:t xml:space="preserve">Demo dataset disabled; no fictitious data in the production database.</w:t>
       </w:r>
     </w:p>
     <w:p>
@@ -10706,22 +12131,70 @@
         <w:pStyle w:val="Compact"/>
       </w:pPr>
       <w:r>
-        <w:t xml:space="preserve">Nominative accounts created;</w:t>
-      </w:r>
-      <w:r>
-        <w:t xml:space="preserve"> </w:t>
-      </w:r>
-      <w:r>
         <w:rPr>
           <w:rStyle w:val="VerbatimChar"/>
         </w:rPr>
-        <w:t xml:space="preserve">admin</w:t>
-      </w:r>
-      <w:r>
-        <w:t xml:space="preserve"> </w:t>
-      </w:r>
-      <w:r>
-        <w:t xml:space="preserve">account password changed; role review done.</w:t>
+        <w:t xml:space="preserve">SESSION_SECRET</w:t>
+      </w:r>
+      <w:r>
+        <w:t xml:space="preserve">,</w:t>
+      </w:r>
+      <w:r>
+        <w:t xml:space="preserve"> </w:t>
+      </w:r>
+      <w:r>
+        <w:rPr>
+          <w:rStyle w:val="VerbatimChar"/>
+        </w:rPr>
+        <w:t xml:space="preserve">WAWID_ADMIN_PASSWORD</w:t>
+      </w:r>
+      <w:r>
+        <w:t xml:space="preserve">,</w:t>
+      </w:r>
+      <w:r>
+        <w:t xml:space="preserve"> </w:t>
+      </w:r>
+      <w:r>
+        <w:rPr>
+          <w:rStyle w:val="VerbatimChar"/>
+        </w:rPr>
+        <w:t xml:space="preserve">WAWID_GATE_KEY</w:t>
+      </w:r>
+      <w:r>
+        <w:t xml:space="preserve"> </w:t>
+      </w:r>
+      <w:r>
+        <w:t xml:space="preserve">and</w:t>
+      </w:r>
+      <w:r>
+        <w:t xml:space="preserve"> </w:t>
+      </w:r>
+      <w:r>
+        <w:rPr>
+          <w:rStyle w:val="VerbatimChar"/>
+        </w:rPr>
+        <w:t xml:space="preserve">WAWID_CARRIER_KEYS</w:t>
+      </w:r>
+      <w:r>
+        <w:t xml:space="preserve"> </w:t>
+      </w:r>
+      <w:r>
+        <w:t xml:space="preserve">set;</w:t>
+      </w:r>
+      <w:r>
+        <w:t xml:space="preserve"> </w:t>
+      </w:r>
+      <w:r>
+        <w:rPr>
+          <w:rStyle w:val="VerbatimChar"/>
+        </w:rPr>
+        <w:t xml:space="preserve">WAWID_DEMO_PASSWORD</w:t>
+      </w:r>
+      <w:r>
+        <w:t xml:space="preserve"> </w:t>
+      </w:r>
+      <w:r>
+        <w:t xml:space="preserve">absent.</w:t>
       </w:r>
     </w:p>
     <w:p>
@@ -10733,7 +12206,7 @@
         <w:pStyle w:val="Compact"/>
       </w:pPr>
       <w:r>
-        <w:t xml:space="preserve">NFC bridges installed with</w:t>
+        <w:t xml:space="preserve">Nominative accounts created;</w:t>
       </w:r>
       <w:r>
         <w:t xml:space="preserve"> </w:t>
@@ -10742,29 +12215,13 @@
         <w:rPr>
           <w:rStyle w:val="VerbatimChar"/>
         </w:rPr>
-        <w:t xml:space="preserve">NFC_BRIDGE_ORIGIN</w:t>
-      </w:r>
-      <w:r>
-        <w:t xml:space="preserve"> </w:t>
-      </w:r>
-      <w:r>
-        <w:t xml:space="preserve">limited to the production domain;</w:t>
-      </w:r>
-      <w:r>
-        <w:t xml:space="preserve"> </w:t>
-      </w:r>
-      <w:r>
-        <w:rPr>
-          <w:bCs/>
-          <w:b/>
-        </w:rPr>
-        <w:t xml:space="preserve">Connected</w:t>
-      </w:r>
-      <w:r>
-        <w:t xml:space="preserve"> </w:t>
-      </w:r>
-      <w:r>
-        <w:t xml:space="preserve">test on each workstation.</w:t>
+        <w:t xml:space="preserve">admin</w:t>
+      </w:r>
+      <w:r>
+        <w:t xml:space="preserve"> </w:t>
+      </w:r>
+      <w:r>
+        <w:t xml:space="preserve">account password changed; role review done.</w:t>
       </w:r>
     </w:p>
     <w:p>
@@ -10776,7 +12233,38 @@
         <w:pStyle w:val="Compact"/>
       </w:pPr>
       <w:r>
-        <w:t xml:space="preserve">Readers, biometric SDKs and kiosks integrated and tested; simulator hidden on kiosks.</w:t>
+        <w:t xml:space="preserve">NFC bridges installed with</w:t>
+      </w:r>
+      <w:r>
+        <w:t xml:space="preserve"> </w:t>
+      </w:r>
+      <w:r>
+        <w:rPr>
+          <w:rStyle w:val="VerbatimChar"/>
+        </w:rPr>
+        <w:t xml:space="preserve">NFC_BRIDGE_ORIGIN</w:t>
+      </w:r>
+      <w:r>
+        <w:t xml:space="preserve"> </w:t>
+      </w:r>
+      <w:r>
+        <w:t xml:space="preserve">limited to the production domain;</w:t>
+      </w:r>
+      <w:r>
+        <w:t xml:space="preserve"> </w:t>
+      </w:r>
+      <w:r>
+        <w:rPr>
+          <w:bCs/>
+          <w:b/>
+        </w:rPr>
+        <w:t xml:space="preserve">Connected</w:t>
+      </w:r>
+      <w:r>
+        <w:t xml:space="preserve"> </w:t>
+      </w:r>
+      <w:r>
+        <w:t xml:space="preserve">test on each workstation.</w:t>
       </w:r>
     </w:p>
     <w:p>
@@ -10788,7 +12276,7 @@
         <w:pStyle w:val="Compact"/>
       </w:pPr>
       <w:r>
-        <w:t xml:space="preserve">Connectors (Interpol, WAPIS, FPR, DAF) connected or, failing that, local copy of the lists up to date and procedure validated.</w:t>
+        <w:t xml:space="preserve">Readers, biometric SDKs and kiosks integrated and tested; simulator hidden on kiosks.</w:t>
       </w:r>
     </w:p>
     <w:p>
@@ -10800,7 +12288,7 @@
         <w:pStyle w:val="Compact"/>
       </w:pPr>
       <w:r>
-        <w:t xml:space="preserve">Airlines connected and tested, airline platform accounts created; security fee collection flow settled with the matching legal basis; Treasury officers trained.</w:t>
+        <w:t xml:space="preserve">Connectors (Interpol, WAPIS, FPR, DAF) connected or, failing that, local copy of the lists up to date and procedure validated.</w:t>
       </w:r>
     </w:p>
     <w:p>
@@ -10812,7 +12300,7 @@
         <w:pStyle w:val="Compact"/>
       </w:pPr>
       <w:r>
-        <w:t xml:space="preserve">Mobile apps pointing to the national API; store listings validated.</w:t>
+        <w:t xml:space="preserve">Airlines connected and tested, airline platform accounts created; security fee collection flow settled with the matching legal basis; Treasury officers trained.</w:t>
       </w:r>
     </w:p>
     <w:p>
@@ -10824,7 +12312,7 @@
         <w:pStyle w:val="Compact"/>
       </w:pPr>
       <w:r>
-        <w:t xml:space="preserve">Degraded-mode procedure displayed in each post; UPS units tested.</w:t>
+        <w:t xml:space="preserve">Mobile apps pointing to the national API; store listings validated.</w:t>
       </w:r>
     </w:p>
     <w:p>
@@ -10836,7 +12324,7 @@
         <w:pStyle w:val="Compact"/>
       </w:pPr>
       <w:r>
-        <w:t xml:space="preserve">Officers trained; focal points appointed; escalation chain shared.</w:t>
+        <w:t xml:space="preserve">Degraded-mode procedure displayed in each post; post servers, backup links, UPS units and generators tested.</w:t>
       </w:r>
     </w:p>
     <w:p>
@@ -10848,10 +12336,22 @@
         <w:pStyle w:val="Compact"/>
       </w:pPr>
       <w:r>
+        <w:t xml:space="preserve">Officers trained; focal points appointed; escalation chain shared.</w:t>
+      </w:r>
+    </w:p>
+    <w:p>
+      <w:pPr>
+        <w:numPr>
+          <w:ilvl w:val="0"/>
+          <w:numId w:val="1020"/>
+        </w:numPr>
+        <w:pStyle w:val="Compact"/>
+      </w:pPr>
+      <w:r>
         <w:t xml:space="preserve">Acceptance signed; go-live report drawn up.</w:t>
       </w:r>
     </w:p>
-    <w:bookmarkEnd w:id="60"/>
+    <w:bookmarkEnd w:id="62"/>
     <w:sectPr/>
   </w:body>
 </w:document>
